--- a/Word/Дубровский_01.docx
+++ b/Word/Дубровский_01.docx
@@ -7,75 +7,75 @@
         <w:spacing w:line="240" w:lineRule="auto"/>
         <w:ind w:firstLine="709"/>
         <w:rPr>
-          <w:rFonts w:ascii="Times New Roman" w:hAnsi="Times New Roman"/>
+          <w:rFonts w:hint="default" w:ascii="Times New Roman" w:hAnsi="Times New Roman" w:cs="Times New Roman"/>
           <w:b/>
-          <w:sz w:val="32"/>
-          <w:szCs w:val="32"/>
+          <w:sz w:val="28"/>
+          <w:szCs w:val="28"/>
         </w:rPr>
       </w:pPr>
       <w:r>
         <w:rPr>
-          <w:rFonts w:ascii="Times New Roman" w:hAnsi="Times New Roman"/>
+          <w:rFonts w:hint="default" w:ascii="Times New Roman" w:hAnsi="Times New Roman" w:cs="Times New Roman"/>
           <w:b/>
-          <w:sz w:val="32"/>
-          <w:szCs w:val="32"/>
+          <w:sz w:val="28"/>
+          <w:szCs w:val="28"/>
         </w:rPr>
         <w:t xml:space="preserve">1 ПРИНЦИПЫ ОБЪЕКТНО-ОРИЕНТИРОВАННОГО ПРОГРАММИРОВАНИЯ И ПЛАТФОРМА </w:t>
       </w:r>
       <w:r>
         <w:rPr>
-          <w:rFonts w:ascii="Times New Roman" w:hAnsi="Times New Roman"/>
+          <w:rFonts w:hint="default" w:ascii="Times New Roman" w:hAnsi="Times New Roman" w:cs="Times New Roman"/>
           <w:b/>
-          <w:sz w:val="32"/>
-          <w:szCs w:val="32"/>
+          <w:sz w:val="28"/>
+          <w:szCs w:val="28"/>
           <w:lang w:val="en-US"/>
         </w:rPr>
         <w:t>MICROSOFT</w:t>
       </w:r>
       <w:r>
         <w:rPr>
-          <w:rFonts w:ascii="Times New Roman" w:hAnsi="Times New Roman"/>
+          <w:rFonts w:hint="default" w:ascii="Times New Roman" w:hAnsi="Times New Roman" w:cs="Times New Roman"/>
           <w:b/>
-          <w:sz w:val="32"/>
-          <w:szCs w:val="32"/>
+          <w:sz w:val="28"/>
+          <w:szCs w:val="28"/>
         </w:rPr>
         <w:t xml:space="preserve"> .</w:t>
       </w:r>
       <w:r>
         <w:rPr>
-          <w:rFonts w:ascii="Times New Roman" w:hAnsi="Times New Roman"/>
+          <w:rFonts w:hint="default" w:ascii="Times New Roman" w:hAnsi="Times New Roman" w:cs="Times New Roman"/>
           <w:b/>
-          <w:sz w:val="32"/>
-          <w:szCs w:val="32"/>
+          <w:sz w:val="28"/>
+          <w:szCs w:val="28"/>
           <w:lang w:val="en-US"/>
         </w:rPr>
         <w:t>NET</w:t>
       </w:r>
       <w:r>
         <w:rPr>
-          <w:rFonts w:ascii="Times New Roman" w:hAnsi="Times New Roman"/>
+          <w:rFonts w:hint="default" w:ascii="Times New Roman" w:hAnsi="Times New Roman" w:cs="Times New Roman"/>
           <w:b/>
-          <w:sz w:val="32"/>
-          <w:szCs w:val="32"/>
+          <w:sz w:val="28"/>
+          <w:szCs w:val="28"/>
         </w:rPr>
         <w:t xml:space="preserve"> </w:t>
       </w:r>
       <w:r>
         <w:rPr>
-          <w:rFonts w:ascii="Times New Roman" w:hAnsi="Times New Roman"/>
+          <w:rFonts w:hint="default" w:ascii="Times New Roman" w:hAnsi="Times New Roman" w:cs="Times New Roman"/>
           <w:b/>
-          <w:sz w:val="32"/>
-          <w:szCs w:val="32"/>
+          <w:sz w:val="28"/>
+          <w:szCs w:val="28"/>
           <w:lang w:val="en-US"/>
         </w:rPr>
         <w:t>FRAMEWORK</w:t>
       </w:r>
       <w:r>
         <w:rPr>
-          <w:rFonts w:ascii="Times New Roman" w:hAnsi="Times New Roman"/>
+          <w:rFonts w:hint="default" w:ascii="Times New Roman" w:hAnsi="Times New Roman" w:cs="Times New Roman"/>
           <w:b/>
-          <w:sz w:val="32"/>
-          <w:szCs w:val="32"/>
+          <w:sz w:val="28"/>
+          <w:szCs w:val="28"/>
         </w:rPr>
         <w:t>.</w:t>
       </w:r>
@@ -86,14 +86,18 @@
         <w:ind w:firstLine="709"/>
         <w:jc w:val="both"/>
         <w:rPr>
-          <w:rFonts w:ascii="Times New Roman" w:hAnsi="Times New Roman"/>
+          <w:rFonts w:hint="default" w:ascii="Times New Roman" w:hAnsi="Times New Roman" w:cs="Times New Roman"/>
+          <w:b w:val="0"/>
+          <w:bCs w:val="0"/>
           <w:sz w:val="28"/>
           <w:szCs w:val="28"/>
         </w:rPr>
       </w:pPr>
       <w:r>
         <w:rPr>
-          <w:rFonts w:ascii="Times New Roman" w:hAnsi="Times New Roman"/>
+          <w:rFonts w:hint="default" w:ascii="Times New Roman" w:hAnsi="Times New Roman" w:cs="Times New Roman"/>
+          <w:b w:val="0"/>
+          <w:bCs w:val="0"/>
           <w:sz w:val="28"/>
           <w:szCs w:val="28"/>
         </w:rPr>
@@ -101,7 +105,9 @@
       </w:r>
       <w:r>
         <w:rPr>
-          <w:rFonts w:hint="default" w:ascii="Times New Roman" w:hAnsi="Times New Roman"/>
+          <w:rFonts w:hint="default" w:ascii="Times New Roman" w:hAnsi="Times New Roman" w:cs="Times New Roman"/>
+          <w:b w:val="0"/>
+          <w:bCs w:val="0"/>
           <w:sz w:val="28"/>
           <w:szCs w:val="28"/>
           <w:lang w:val="ru-RU"/>
@@ -110,21 +116,14 @@
       </w:r>
       <w:r>
         <w:rPr>
-          <w:rFonts w:ascii="Times New Roman" w:hAnsi="Times New Roman"/>
+          <w:rFonts w:hint="default" w:ascii="Times New Roman" w:hAnsi="Times New Roman" w:cs="Times New Roman"/>
+          <w:b w:val="0"/>
+          <w:bCs w:val="0"/>
           <w:sz w:val="28"/>
           <w:szCs w:val="28"/>
           <w:lang w:val="en-US"/>
         </w:rPr>
-        <w:t xml:space="preserve"> </w:t>
-      </w:r>
-      <w:r>
-        <w:rPr>
-          <w:rFonts w:hint="default" w:ascii="Times New Roman" w:hAnsi="Times New Roman"/>
-          <w:sz w:val="28"/>
-          <w:szCs w:val="28"/>
-          <w:lang w:val="en-US"/>
-        </w:rPr>
-        <w:t>Дан радиус окружности. Найти ее диаметр.</w:t>
+        <w:t xml:space="preserve"> Дан радиус окружности. Найти ее диаметр.</w:t>
       </w:r>
     </w:p>
     <w:p>
@@ -132,7 +131,9 @@
         <w:spacing w:after="0" w:line="240" w:lineRule="auto"/>
         <w:ind w:firstLine="709"/>
         <w:rPr>
-          <w:rFonts w:ascii="Times New Roman" w:hAnsi="Times New Roman"/>
+          <w:rFonts w:hint="default" w:ascii="Times New Roman" w:hAnsi="Times New Roman" w:cs="Times New Roman"/>
+          <w:b w:val="0"/>
+          <w:bCs w:val="0"/>
           <w:sz w:val="28"/>
           <w:szCs w:val="28"/>
           <w:lang w:val="en-US"/>
@@ -140,7 +141,9 @@
       </w:pPr>
       <w:r>
         <w:rPr>
-          <w:rFonts w:ascii="Times New Roman" w:hAnsi="Times New Roman"/>
+          <w:rFonts w:hint="default" w:ascii="Times New Roman" w:hAnsi="Times New Roman" w:cs="Times New Roman"/>
+          <w:b w:val="0"/>
+          <w:bCs w:val="0"/>
           <w:sz w:val="28"/>
           <w:szCs w:val="28"/>
         </w:rPr>
@@ -148,7 +151,9 @@
       </w:r>
       <w:r>
         <w:rPr>
-          <w:rFonts w:ascii="Times New Roman" w:hAnsi="Times New Roman"/>
+          <w:rFonts w:hint="default" w:ascii="Times New Roman" w:hAnsi="Times New Roman" w:cs="Times New Roman"/>
+          <w:b w:val="0"/>
+          <w:bCs w:val="0"/>
           <w:sz w:val="28"/>
           <w:szCs w:val="28"/>
           <w:lang w:val="en-US"/>
@@ -157,7 +162,9 @@
       </w:r>
       <w:r>
         <w:rPr>
-          <w:rFonts w:ascii="Times New Roman" w:hAnsi="Times New Roman"/>
+          <w:rFonts w:hint="default" w:ascii="Times New Roman" w:hAnsi="Times New Roman" w:cs="Times New Roman"/>
+          <w:b w:val="0"/>
+          <w:bCs w:val="0"/>
           <w:sz w:val="28"/>
           <w:szCs w:val="28"/>
         </w:rPr>
@@ -165,7 +172,9 @@
       </w:r>
       <w:r>
         <w:rPr>
-          <w:rFonts w:ascii="Times New Roman" w:hAnsi="Times New Roman"/>
+          <w:rFonts w:hint="default" w:ascii="Times New Roman" w:hAnsi="Times New Roman" w:cs="Times New Roman"/>
+          <w:b w:val="0"/>
+          <w:bCs w:val="0"/>
           <w:sz w:val="28"/>
           <w:szCs w:val="28"/>
           <w:lang w:val="en-US"/>
@@ -178,7 +187,9 @@
         <w:spacing w:after="0" w:line="240" w:lineRule="auto"/>
         <w:ind w:firstLine="709"/>
         <w:rPr>
-          <w:rFonts w:hint="default" w:ascii="Times New Roman" w:hAnsi="Times New Roman"/>
+          <w:rFonts w:hint="default" w:ascii="Times New Roman" w:hAnsi="Times New Roman" w:cs="Times New Roman"/>
+          <w:b w:val="0"/>
+          <w:bCs w:val="0"/>
           <w:sz w:val="28"/>
           <w:szCs w:val="28"/>
           <w:lang w:val="en-US"/>
@@ -186,20 +197,26 @@
       </w:pPr>
       <w:r>
         <w:rPr>
-          <w:rFonts w:hint="default" w:ascii="Times New Roman" w:hAnsi="Times New Roman"/>
+          <w:rFonts w:hint="default" w:ascii="Times New Roman" w:hAnsi="Times New Roman" w:cs="Times New Roman"/>
+          <w:b w:val="0"/>
+          <w:bCs w:val="0"/>
           <w:sz w:val="28"/>
           <w:szCs w:val="28"/>
           <w:lang w:val="en-US"/>
         </w:rPr>
         <w:t>using System;</w:t>
       </w:r>
+      <w:bookmarkStart w:id="0" w:name="_GoBack"/>
+      <w:bookmarkEnd w:id="0"/>
     </w:p>
     <w:p>
       <w:pPr>
         <w:spacing w:after="0" w:line="240" w:lineRule="auto"/>
         <w:ind w:firstLine="709"/>
         <w:rPr>
-          <w:rFonts w:hint="default" w:ascii="Times New Roman" w:hAnsi="Times New Roman"/>
+          <w:rFonts w:hint="default" w:ascii="Times New Roman" w:hAnsi="Times New Roman" w:cs="Times New Roman"/>
+          <w:b w:val="0"/>
+          <w:bCs w:val="0"/>
           <w:sz w:val="28"/>
           <w:szCs w:val="28"/>
           <w:lang w:val="en-US"/>
@@ -211,7 +228,9 @@
         <w:spacing w:after="0" w:line="240" w:lineRule="auto"/>
         <w:ind w:firstLine="709"/>
         <w:rPr>
-          <w:rFonts w:hint="default" w:ascii="Times New Roman" w:hAnsi="Times New Roman"/>
+          <w:rFonts w:hint="default" w:ascii="Times New Roman" w:hAnsi="Times New Roman" w:cs="Times New Roman"/>
+          <w:b w:val="0"/>
+          <w:bCs w:val="0"/>
           <w:sz w:val="28"/>
           <w:szCs w:val="28"/>
           <w:lang w:val="en-US"/>
@@ -219,7 +238,9 @@
       </w:pPr>
       <w:r>
         <w:rPr>
-          <w:rFonts w:hint="default" w:ascii="Times New Roman" w:hAnsi="Times New Roman"/>
+          <w:rFonts w:hint="default" w:ascii="Times New Roman" w:hAnsi="Times New Roman" w:cs="Times New Roman"/>
+          <w:b w:val="0"/>
+          <w:bCs w:val="0"/>
           <w:sz w:val="28"/>
           <w:szCs w:val="28"/>
           <w:lang w:val="en-US"/>
@@ -232,7 +253,9 @@
         <w:spacing w:after="0" w:line="240" w:lineRule="auto"/>
         <w:ind w:firstLine="709"/>
         <w:rPr>
-          <w:rFonts w:hint="default" w:ascii="Times New Roman" w:hAnsi="Times New Roman"/>
+          <w:rFonts w:hint="default" w:ascii="Times New Roman" w:hAnsi="Times New Roman" w:cs="Times New Roman"/>
+          <w:b w:val="0"/>
+          <w:bCs w:val="0"/>
           <w:sz w:val="28"/>
           <w:szCs w:val="28"/>
           <w:lang w:val="en-US"/>
@@ -244,7 +267,9 @@
         <w:spacing w:after="0" w:line="240" w:lineRule="auto"/>
         <w:ind w:firstLine="709"/>
         <w:rPr>
-          <w:rFonts w:hint="default" w:ascii="Times New Roman" w:hAnsi="Times New Roman"/>
+          <w:rFonts w:hint="default" w:ascii="Times New Roman" w:hAnsi="Times New Roman" w:cs="Times New Roman"/>
+          <w:b w:val="0"/>
+          <w:bCs w:val="0"/>
           <w:sz w:val="28"/>
           <w:szCs w:val="28"/>
           <w:lang w:val="en-US"/>
@@ -252,7 +277,9 @@
       </w:pPr>
       <w:r>
         <w:rPr>
-          <w:rFonts w:hint="default" w:ascii="Times New Roman" w:hAnsi="Times New Roman"/>
+          <w:rFonts w:hint="default" w:ascii="Times New Roman" w:hAnsi="Times New Roman" w:cs="Times New Roman"/>
+          <w:b w:val="0"/>
+          <w:bCs w:val="0"/>
           <w:sz w:val="28"/>
           <w:szCs w:val="28"/>
           <w:lang w:val="en-US"/>
@@ -265,7 +292,9 @@
         <w:spacing w:after="0" w:line="240" w:lineRule="auto"/>
         <w:ind w:firstLine="709"/>
         <w:rPr>
-          <w:rFonts w:hint="default" w:ascii="Times New Roman" w:hAnsi="Times New Roman"/>
+          <w:rFonts w:hint="default" w:ascii="Times New Roman" w:hAnsi="Times New Roman" w:cs="Times New Roman"/>
+          <w:b w:val="0"/>
+          <w:bCs w:val="0"/>
           <w:sz w:val="28"/>
           <w:szCs w:val="28"/>
           <w:lang w:val="en-US"/>
@@ -273,7 +302,9 @@
       </w:pPr>
       <w:r>
         <w:rPr>
-          <w:rFonts w:hint="default" w:ascii="Times New Roman" w:hAnsi="Times New Roman"/>
+          <w:rFonts w:hint="default" w:ascii="Times New Roman" w:hAnsi="Times New Roman" w:cs="Times New Roman"/>
+          <w:b w:val="0"/>
+          <w:bCs w:val="0"/>
           <w:sz w:val="28"/>
           <w:szCs w:val="28"/>
           <w:lang w:val="en-US"/>
@@ -286,7 +317,9 @@
         <w:spacing w:after="0" w:line="240" w:lineRule="auto"/>
         <w:ind w:firstLine="709"/>
         <w:rPr>
-          <w:rFonts w:hint="default" w:ascii="Times New Roman" w:hAnsi="Times New Roman"/>
+          <w:rFonts w:hint="default" w:ascii="Times New Roman" w:hAnsi="Times New Roman" w:cs="Times New Roman"/>
+          <w:b w:val="0"/>
+          <w:bCs w:val="0"/>
           <w:sz w:val="28"/>
           <w:szCs w:val="28"/>
           <w:lang w:val="en-US"/>
@@ -294,7 +327,9 @@
       </w:pPr>
       <w:r>
         <w:rPr>
-          <w:rFonts w:hint="default" w:ascii="Times New Roman" w:hAnsi="Times New Roman"/>
+          <w:rFonts w:hint="default" w:ascii="Times New Roman" w:hAnsi="Times New Roman" w:cs="Times New Roman"/>
+          <w:b w:val="0"/>
+          <w:bCs w:val="0"/>
           <w:sz w:val="28"/>
           <w:szCs w:val="28"/>
           <w:lang w:val="en-US"/>
@@ -307,7 +342,9 @@
         <w:spacing w:after="0" w:line="240" w:lineRule="auto"/>
         <w:ind w:firstLine="709"/>
         <w:rPr>
-          <w:rFonts w:hint="default" w:ascii="Times New Roman" w:hAnsi="Times New Roman"/>
+          <w:rFonts w:hint="default" w:ascii="Times New Roman" w:hAnsi="Times New Roman" w:cs="Times New Roman"/>
+          <w:b w:val="0"/>
+          <w:bCs w:val="0"/>
           <w:sz w:val="28"/>
           <w:szCs w:val="28"/>
           <w:lang w:val="en-US"/>
@@ -315,7 +352,9 @@
       </w:pPr>
       <w:r>
         <w:rPr>
-          <w:rFonts w:hint="default" w:ascii="Times New Roman" w:hAnsi="Times New Roman"/>
+          <w:rFonts w:hint="default" w:ascii="Times New Roman" w:hAnsi="Times New Roman" w:cs="Times New Roman"/>
+          <w:b w:val="0"/>
+          <w:bCs w:val="0"/>
           <w:sz w:val="28"/>
           <w:szCs w:val="28"/>
           <w:lang w:val="en-US"/>
@@ -328,7 +367,9 @@
         <w:spacing w:after="0" w:line="240" w:lineRule="auto"/>
         <w:ind w:firstLine="709"/>
         <w:rPr>
-          <w:rFonts w:hint="default" w:ascii="Times New Roman" w:hAnsi="Times New Roman"/>
+          <w:rFonts w:hint="default" w:ascii="Times New Roman" w:hAnsi="Times New Roman" w:cs="Times New Roman"/>
+          <w:b w:val="0"/>
+          <w:bCs w:val="0"/>
           <w:sz w:val="28"/>
           <w:szCs w:val="28"/>
           <w:lang w:val="en-US"/>
@@ -336,7 +377,9 @@
       </w:pPr>
       <w:r>
         <w:rPr>
-          <w:rFonts w:hint="default" w:ascii="Times New Roman" w:hAnsi="Times New Roman"/>
+          <w:rFonts w:hint="default" w:ascii="Times New Roman" w:hAnsi="Times New Roman" w:cs="Times New Roman"/>
+          <w:b w:val="0"/>
+          <w:bCs w:val="0"/>
           <w:sz w:val="28"/>
           <w:szCs w:val="28"/>
           <w:lang w:val="en-US"/>
@@ -349,7 +392,9 @@
         <w:spacing w:after="0" w:line="240" w:lineRule="auto"/>
         <w:ind w:firstLine="709"/>
         <w:rPr>
-          <w:rFonts w:hint="default" w:ascii="Times New Roman" w:hAnsi="Times New Roman"/>
+          <w:rFonts w:hint="default" w:ascii="Times New Roman" w:hAnsi="Times New Roman" w:cs="Times New Roman"/>
+          <w:b w:val="0"/>
+          <w:bCs w:val="0"/>
           <w:sz w:val="28"/>
           <w:szCs w:val="28"/>
           <w:lang w:val="en-US"/>
@@ -357,7 +402,9 @@
       </w:pPr>
       <w:r>
         <w:rPr>
-          <w:rFonts w:hint="default" w:ascii="Times New Roman" w:hAnsi="Times New Roman"/>
+          <w:rFonts w:hint="default" w:ascii="Times New Roman" w:hAnsi="Times New Roman" w:cs="Times New Roman"/>
+          <w:b w:val="0"/>
+          <w:bCs w:val="0"/>
           <w:sz w:val="28"/>
           <w:szCs w:val="28"/>
           <w:lang w:val="en-US"/>
@@ -370,7 +417,9 @@
         <w:spacing w:after="0" w:line="240" w:lineRule="auto"/>
         <w:ind w:firstLine="709"/>
         <w:rPr>
-          <w:rFonts w:hint="default" w:ascii="Times New Roman" w:hAnsi="Times New Roman"/>
+          <w:rFonts w:hint="default" w:ascii="Times New Roman" w:hAnsi="Times New Roman" w:cs="Times New Roman"/>
+          <w:b w:val="0"/>
+          <w:bCs w:val="0"/>
           <w:sz w:val="28"/>
           <w:szCs w:val="28"/>
           <w:lang w:val="en-US"/>
@@ -378,7 +427,9 @@
       </w:pPr>
       <w:r>
         <w:rPr>
-          <w:rFonts w:hint="default" w:ascii="Times New Roman" w:hAnsi="Times New Roman"/>
+          <w:rFonts w:hint="default" w:ascii="Times New Roman" w:hAnsi="Times New Roman" w:cs="Times New Roman"/>
+          <w:b w:val="0"/>
+          <w:bCs w:val="0"/>
           <w:sz w:val="28"/>
           <w:szCs w:val="28"/>
           <w:lang w:val="en-US"/>
@@ -391,7 +442,9 @@
         <w:spacing w:after="0" w:line="240" w:lineRule="auto"/>
         <w:ind w:firstLine="709"/>
         <w:rPr>
-          <w:rFonts w:hint="default" w:ascii="Times New Roman" w:hAnsi="Times New Roman"/>
+          <w:rFonts w:hint="default" w:ascii="Times New Roman" w:hAnsi="Times New Roman" w:cs="Times New Roman"/>
+          <w:b w:val="0"/>
+          <w:bCs w:val="0"/>
           <w:sz w:val="28"/>
           <w:szCs w:val="28"/>
           <w:lang w:val="en-US"/>
@@ -399,7 +452,9 @@
       </w:pPr>
       <w:r>
         <w:rPr>
-          <w:rFonts w:hint="default" w:ascii="Times New Roman" w:hAnsi="Times New Roman"/>
+          <w:rFonts w:hint="default" w:ascii="Times New Roman" w:hAnsi="Times New Roman" w:cs="Times New Roman"/>
+          <w:b w:val="0"/>
+          <w:bCs w:val="0"/>
           <w:sz w:val="28"/>
           <w:szCs w:val="28"/>
           <w:lang w:val="en-US"/>
@@ -412,7 +467,9 @@
         <w:spacing w:after="0" w:line="240" w:lineRule="auto"/>
         <w:ind w:firstLine="709"/>
         <w:rPr>
-          <w:rFonts w:ascii="Times New Roman" w:hAnsi="Times New Roman"/>
+          <w:rFonts w:hint="default" w:ascii="Times New Roman" w:hAnsi="Times New Roman" w:cs="Times New Roman"/>
+          <w:b w:val="0"/>
+          <w:bCs w:val="0"/>
           <w:sz w:val="28"/>
           <w:szCs w:val="28"/>
           <w:lang w:val="en-US"/>
@@ -420,7 +477,9 @@
       </w:pPr>
       <w:r>
         <w:rPr>
-          <w:rFonts w:hint="default" w:ascii="Times New Roman" w:hAnsi="Times New Roman"/>
+          <w:rFonts w:hint="default" w:ascii="Times New Roman" w:hAnsi="Times New Roman" w:cs="Times New Roman"/>
+          <w:b w:val="0"/>
+          <w:bCs w:val="0"/>
           <w:sz w:val="28"/>
           <w:szCs w:val="28"/>
           <w:lang w:val="en-US"/>
@@ -433,14 +492,18 @@
         <w:spacing w:after="0" w:line="240" w:lineRule="auto"/>
         <w:ind w:firstLine="709"/>
         <w:rPr>
-          <w:rFonts w:ascii="Times New Roman" w:hAnsi="Times New Roman"/>
+          <w:rFonts w:hint="default" w:ascii="Times New Roman" w:hAnsi="Times New Roman" w:cs="Times New Roman"/>
+          <w:b w:val="0"/>
+          <w:bCs w:val="0"/>
           <w:sz w:val="28"/>
           <w:szCs w:val="28"/>
         </w:rPr>
       </w:pPr>
       <w:r>
         <w:rPr>
-          <w:rFonts w:ascii="Times New Roman" w:hAnsi="Times New Roman"/>
+          <w:rFonts w:hint="default" w:ascii="Times New Roman" w:hAnsi="Times New Roman" w:cs="Times New Roman"/>
+          <w:b w:val="0"/>
+          <w:bCs w:val="0"/>
           <w:sz w:val="28"/>
           <w:szCs w:val="28"/>
         </w:rPr>
@@ -452,7 +515,7 @@
         <w:shd w:val="clear" w:color="auto" w:fill="FFFFFF"/>
         <w:spacing w:after="0" w:line="270" w:lineRule="atLeast"/>
         <w:rPr>
-          <w:rFonts w:ascii="Times New Roman" w:hAnsi="Times New Roman"/>
+          <w:rFonts w:hint="default" w:ascii="Times New Roman" w:hAnsi="Times New Roman" w:cs="Times New Roman"/>
           <w:color w:val="000000" w:themeColor="text1"/>
           <w:sz w:val="28"/>
           <w:szCs w:val="28"/>
@@ -469,14 +532,14 @@
       <w:pPr>
         <w:spacing w:after="0" w:line="240" w:lineRule="auto"/>
         <w:rPr>
-          <w:rFonts w:ascii="Times New Roman" w:hAnsi="Times New Roman"/>
+          <w:rFonts w:hint="default" w:ascii="Times New Roman" w:hAnsi="Times New Roman" w:cs="Times New Roman"/>
           <w:sz w:val="28"/>
           <w:szCs w:val="28"/>
         </w:rPr>
       </w:pPr>
       <w:r>
         <w:rPr>
-          <w:rFonts w:ascii="Times New Roman" w:hAnsi="Times New Roman"/>
+          <w:rFonts w:hint="default" w:ascii="Times New Roman" w:hAnsi="Times New Roman" w:cs="Times New Roman"/>
           <w:sz w:val="28"/>
           <w:szCs w:val="28"/>
         </w:rPr>
@@ -533,14 +596,14 @@
             <w:pPr>
               <w:spacing w:after="0" w:line="240" w:lineRule="auto"/>
               <w:rPr>
-                <w:rFonts w:ascii="Times New Roman" w:hAnsi="Times New Roman"/>
+                <w:rFonts w:hint="default" w:ascii="Times New Roman" w:hAnsi="Times New Roman" w:cs="Times New Roman"/>
                 <w:sz w:val="28"/>
                 <w:szCs w:val="28"/>
               </w:rPr>
             </w:pPr>
             <w:r>
               <w:rPr>
-                <w:rFonts w:ascii="Times New Roman" w:hAnsi="Times New Roman"/>
+                <w:rFonts w:hint="default" w:ascii="Times New Roman" w:hAnsi="Times New Roman" w:cs="Times New Roman"/>
                 <w:sz w:val="28"/>
                 <w:szCs w:val="28"/>
               </w:rPr>
@@ -556,14 +619,14 @@
             <w:pPr>
               <w:spacing w:after="0" w:line="240" w:lineRule="auto"/>
               <w:rPr>
-                <w:rFonts w:ascii="Times New Roman" w:hAnsi="Times New Roman"/>
+                <w:rFonts w:hint="default" w:ascii="Times New Roman" w:hAnsi="Times New Roman" w:cs="Times New Roman"/>
                 <w:sz w:val="28"/>
                 <w:szCs w:val="28"/>
               </w:rPr>
             </w:pPr>
             <w:r>
               <w:rPr>
-                <w:rFonts w:ascii="Times New Roman" w:hAnsi="Times New Roman"/>
+                <w:rFonts w:hint="default" w:ascii="Times New Roman" w:hAnsi="Times New Roman" w:cs="Times New Roman"/>
                 <w:sz w:val="28"/>
                 <w:szCs w:val="28"/>
               </w:rPr>
@@ -597,14 +660,14 @@
             <w:pPr>
               <w:spacing w:after="0" w:line="240" w:lineRule="auto"/>
               <w:rPr>
-                <w:rFonts w:ascii="Times New Roman" w:hAnsi="Times New Roman"/>
+                <w:rFonts w:hint="default" w:ascii="Times New Roman" w:hAnsi="Times New Roman" w:cs="Times New Roman"/>
                 <w:sz w:val="28"/>
                 <w:szCs w:val="28"/>
               </w:rPr>
             </w:pPr>
             <w:r>
               <w:rPr>
-                <w:rFonts w:ascii="Times New Roman" w:hAnsi="Times New Roman"/>
+                <w:rFonts w:hint="default" w:ascii="Times New Roman" w:hAnsi="Times New Roman" w:cs="Times New Roman"/>
                 <w:sz w:val="28"/>
                 <w:szCs w:val="28"/>
               </w:rPr>
@@ -620,7 +683,7 @@
             <w:pPr>
               <w:spacing w:after="0" w:line="240" w:lineRule="auto"/>
               <w:rPr>
-                <w:rFonts w:hint="default" w:ascii="Times New Roman" w:hAnsi="Times New Roman"/>
+                <w:rFonts w:hint="default" w:ascii="Times New Roman" w:hAnsi="Times New Roman" w:cs="Times New Roman"/>
                 <w:sz w:val="28"/>
                 <w:szCs w:val="28"/>
                 <w:lang w:val="ru-RU"/>
@@ -628,7 +691,7 @@
             </w:pPr>
             <w:r>
               <w:rPr>
-                <w:rFonts w:hint="default" w:ascii="Times New Roman" w:hAnsi="Times New Roman"/>
+                <w:rFonts w:hint="default" w:ascii="Times New Roman" w:hAnsi="Times New Roman" w:cs="Times New Roman"/>
                 <w:sz w:val="28"/>
                 <w:szCs w:val="28"/>
                 <w:lang w:val="ru-RU"/>
@@ -645,7 +708,7 @@
         <w:ind w:firstLine="709"/>
         <w:jc w:val="center"/>
         <w:rPr>
-          <w:rFonts w:ascii="Times New Roman" w:hAnsi="Times New Roman"/>
+          <w:rFonts w:hint="default" w:ascii="Times New Roman" w:hAnsi="Times New Roman" w:cs="Times New Roman"/>
           <w:sz w:val="28"/>
           <w:szCs w:val="28"/>
         </w:rPr>
@@ -657,12 +720,17 @@
         <w:ind w:firstLine="709"/>
         <w:jc w:val="center"/>
         <w:rPr>
-          <w:rFonts w:ascii="Times New Roman" w:hAnsi="Times New Roman"/>
+          <w:rFonts w:hint="default" w:ascii="Times New Roman" w:hAnsi="Times New Roman" w:cs="Times New Roman"/>
           <w:sz w:val="28"/>
           <w:szCs w:val="28"/>
         </w:rPr>
       </w:pPr>
       <w:r>
+        <w:rPr>
+          <w:rFonts w:hint="default" w:ascii="Times New Roman" w:hAnsi="Times New Roman" w:cs="Times New Roman"/>
+          <w:sz w:val="28"/>
+          <w:szCs w:val="28"/>
+        </w:rPr>
         <w:drawing>
           <wp:inline distT="0" distB="0" distL="114300" distR="114300">
             <wp:extent cx="1847850" cy="409575"/>
@@ -711,14 +779,14 @@
         <w:spacing w:after="0" w:line="360" w:lineRule="auto"/>
         <w:jc w:val="center"/>
         <w:rPr>
-          <w:rFonts w:ascii="Times New Roman" w:hAnsi="Times New Roman"/>
+          <w:rFonts w:hint="default" w:ascii="Times New Roman" w:hAnsi="Times New Roman" w:cs="Times New Roman"/>
           <w:sz w:val="28"/>
           <w:szCs w:val="28"/>
         </w:rPr>
       </w:pPr>
       <w:r>
         <w:rPr>
-          <w:rFonts w:ascii="Times New Roman" w:hAnsi="Times New Roman"/>
+          <w:rFonts w:hint="default" w:ascii="Times New Roman" w:hAnsi="Times New Roman" w:cs="Times New Roman"/>
           <w:sz w:val="28"/>
           <w:szCs w:val="28"/>
         </w:rPr>
@@ -726,7 +794,7 @@
       </w:r>
       <w:r>
         <w:rPr>
-          <w:rFonts w:ascii="Times New Roman" w:hAnsi="Times New Roman"/>
+          <w:rFonts w:hint="default" w:ascii="Times New Roman" w:hAnsi="Times New Roman" w:cs="Times New Roman"/>
           <w:sz w:val="28"/>
           <w:szCs w:val="28"/>
           <w:lang w:val="en-US"/>
@@ -735,7 +803,7 @@
       </w:r>
       <w:r>
         <w:rPr>
-          <w:rFonts w:ascii="Times New Roman" w:hAnsi="Times New Roman"/>
+          <w:rFonts w:hint="default" w:ascii="Times New Roman" w:hAnsi="Times New Roman" w:cs="Times New Roman"/>
           <w:sz w:val="28"/>
           <w:szCs w:val="28"/>
         </w:rPr>
@@ -747,7 +815,7 @@
         <w:spacing w:after="0" w:line="360" w:lineRule="auto"/>
         <w:jc w:val="center"/>
         <w:rPr>
-          <w:rFonts w:ascii="Times New Roman" w:hAnsi="Times New Roman"/>
+          <w:rFonts w:hint="default" w:ascii="Times New Roman" w:hAnsi="Times New Roman" w:cs="Times New Roman"/>
           <w:sz w:val="28"/>
           <w:szCs w:val="28"/>
         </w:rPr>
@@ -758,7 +826,7 @@
         <w:spacing w:after="0" w:line="360" w:lineRule="auto"/>
         <w:jc w:val="center"/>
         <w:rPr>
-          <w:rFonts w:ascii="Times New Roman" w:hAnsi="Times New Roman"/>
+          <w:rFonts w:hint="default" w:ascii="Times New Roman" w:hAnsi="Times New Roman" w:cs="Times New Roman"/>
           <w:sz w:val="28"/>
           <w:szCs w:val="28"/>
         </w:rPr>
@@ -769,7 +837,7 @@
         <w:spacing w:after="0" w:line="360" w:lineRule="auto"/>
         <w:jc w:val="center"/>
         <w:rPr>
-          <w:rFonts w:ascii="Times New Roman" w:hAnsi="Times New Roman"/>
+          <w:rFonts w:hint="default" w:ascii="Times New Roman" w:hAnsi="Times New Roman" w:cs="Times New Roman"/>
           <w:sz w:val="28"/>
           <w:szCs w:val="28"/>
         </w:rPr>
@@ -780,7 +848,7 @@
         <w:spacing w:after="0" w:line="360" w:lineRule="auto"/>
         <w:jc w:val="center"/>
         <w:rPr>
-          <w:rFonts w:ascii="Times New Roman" w:hAnsi="Times New Roman"/>
+          <w:rFonts w:hint="default" w:ascii="Times New Roman" w:hAnsi="Times New Roman" w:cs="Times New Roman"/>
           <w:sz w:val="28"/>
           <w:szCs w:val="28"/>
         </w:rPr>
@@ -791,7 +859,7 @@
         <w:spacing w:after="0" w:line="360" w:lineRule="auto"/>
         <w:jc w:val="center"/>
         <w:rPr>
-          <w:rFonts w:ascii="Times New Roman" w:hAnsi="Times New Roman"/>
+          <w:rFonts w:hint="default" w:ascii="Times New Roman" w:hAnsi="Times New Roman" w:cs="Times New Roman"/>
           <w:sz w:val="28"/>
           <w:szCs w:val="28"/>
         </w:rPr>
@@ -802,7 +870,7 @@
         <w:spacing w:after="0" w:line="360" w:lineRule="auto"/>
         <w:jc w:val="center"/>
         <w:rPr>
-          <w:rFonts w:ascii="Times New Roman" w:hAnsi="Times New Roman"/>
+          <w:rFonts w:hint="default" w:ascii="Times New Roman" w:hAnsi="Times New Roman" w:cs="Times New Roman"/>
           <w:sz w:val="28"/>
           <w:szCs w:val="28"/>
         </w:rPr>
@@ -813,7 +881,7 @@
         <w:spacing w:after="0" w:line="360" w:lineRule="auto"/>
         <w:jc w:val="center"/>
         <w:rPr>
-          <w:rFonts w:ascii="Times New Roman" w:hAnsi="Times New Roman"/>
+          <w:rFonts w:hint="default" w:ascii="Times New Roman" w:hAnsi="Times New Roman" w:cs="Times New Roman"/>
           <w:sz w:val="28"/>
           <w:szCs w:val="28"/>
         </w:rPr>
@@ -824,7 +892,7 @@
         <w:spacing w:after="0" w:line="360" w:lineRule="auto"/>
         <w:jc w:val="center"/>
         <w:rPr>
-          <w:rFonts w:ascii="Times New Roman" w:hAnsi="Times New Roman"/>
+          <w:rFonts w:hint="default" w:ascii="Times New Roman" w:hAnsi="Times New Roman" w:cs="Times New Roman"/>
           <w:sz w:val="28"/>
           <w:szCs w:val="28"/>
         </w:rPr>
@@ -835,7 +903,7 @@
         <w:spacing w:after="0" w:line="360" w:lineRule="auto"/>
         <w:jc w:val="center"/>
         <w:rPr>
-          <w:rFonts w:ascii="Times New Roman" w:hAnsi="Times New Roman"/>
+          <w:rFonts w:hint="default" w:ascii="Times New Roman" w:hAnsi="Times New Roman" w:cs="Times New Roman"/>
           <w:sz w:val="28"/>
           <w:szCs w:val="28"/>
         </w:rPr>
@@ -846,28 +914,26 @@
         <w:spacing w:after="0" w:line="360" w:lineRule="auto"/>
         <w:jc w:val="center"/>
         <w:rPr>
-          <w:rFonts w:hint="default" w:ascii="Times New Roman" w:hAnsi="Times New Roman"/>
+          <w:rFonts w:hint="default" w:ascii="Times New Roman" w:hAnsi="Times New Roman" w:cs="Times New Roman"/>
           <w:sz w:val="28"/>
           <w:szCs w:val="28"/>
           <w:lang w:val="en-US"/>
         </w:rPr>
       </w:pPr>
-      <w:bookmarkStart w:id="0" w:name="_GoBack"/>
-      <w:bookmarkEnd w:id="0"/>
     </w:p>
     <w:p>
       <w:pPr>
         <w:ind w:firstLine="709"/>
         <w:jc w:val="both"/>
         <w:rPr>
-          <w:rFonts w:hint="default" w:ascii="Times New Roman" w:hAnsi="Times New Roman"/>
+          <w:rFonts w:hint="default" w:ascii="Times New Roman" w:hAnsi="Times New Roman" w:cs="Times New Roman"/>
           <w:sz w:val="28"/>
           <w:szCs w:val="28"/>
         </w:rPr>
       </w:pPr>
       <w:r>
         <w:rPr>
-          <w:rFonts w:ascii="Times New Roman" w:hAnsi="Times New Roman"/>
+          <w:rFonts w:hint="default" w:ascii="Times New Roman" w:hAnsi="Times New Roman" w:cs="Times New Roman"/>
           <w:sz w:val="28"/>
           <w:szCs w:val="28"/>
         </w:rPr>
@@ -875,7 +941,7 @@
       </w:r>
       <w:r>
         <w:rPr>
-          <w:rFonts w:hint="default" w:ascii="Times New Roman" w:hAnsi="Times New Roman"/>
+          <w:rFonts w:hint="default" w:ascii="Times New Roman" w:hAnsi="Times New Roman" w:cs="Times New Roman"/>
           <w:sz w:val="28"/>
           <w:szCs w:val="28"/>
           <w:lang w:val="ru-RU"/>
@@ -884,7 +950,7 @@
       </w:r>
       <w:r>
         <w:rPr>
-          <w:rFonts w:hint="default" w:ascii="Times New Roman" w:hAnsi="Times New Roman"/>
+          <w:rFonts w:hint="default" w:ascii="Times New Roman" w:hAnsi="Times New Roman" w:cs="Times New Roman"/>
           <w:sz w:val="28"/>
           <w:szCs w:val="28"/>
         </w:rPr>
@@ -896,14 +962,14 @@
         <w:ind w:firstLine="709"/>
         <w:jc w:val="both"/>
         <w:rPr>
-          <w:rFonts w:hint="default" w:ascii="Times New Roman" w:hAnsi="Times New Roman"/>
+          <w:rFonts w:hint="default" w:ascii="Times New Roman" w:hAnsi="Times New Roman" w:cs="Times New Roman"/>
           <w:sz w:val="28"/>
           <w:szCs w:val="28"/>
         </w:rPr>
       </w:pPr>
       <w:r>
         <w:rPr>
-          <w:rFonts w:hint="default" w:ascii="Times New Roman" w:hAnsi="Times New Roman"/>
+          <w:rFonts w:hint="default" w:ascii="Times New Roman" w:hAnsi="Times New Roman" w:cs="Times New Roman"/>
           <w:sz w:val="28"/>
           <w:szCs w:val="28"/>
         </w:rPr>
@@ -915,14 +981,14 @@
         <w:ind w:firstLine="709"/>
         <w:jc w:val="both"/>
         <w:rPr>
-          <w:rFonts w:ascii="Times New Roman" w:hAnsi="Times New Roman"/>
+          <w:rFonts w:hint="default" w:ascii="Times New Roman" w:hAnsi="Times New Roman" w:cs="Times New Roman"/>
           <w:sz w:val="28"/>
           <w:szCs w:val="28"/>
         </w:rPr>
       </w:pPr>
       <w:r>
         <w:rPr>
-          <w:rFonts w:hint="default" w:ascii="Times New Roman" w:hAnsi="Times New Roman"/>
+          <w:rFonts w:hint="default" w:ascii="Times New Roman" w:hAnsi="Times New Roman" w:cs="Times New Roman"/>
           <w:sz w:val="28"/>
           <w:szCs w:val="28"/>
         </w:rPr>
@@ -935,7 +1001,7 @@
         <w:ind w:firstLine="709"/>
         <w:jc w:val="both"/>
         <w:rPr>
-          <w:rFonts w:ascii="Times New Roman" w:hAnsi="Times New Roman"/>
+          <w:rFonts w:hint="default" w:ascii="Times New Roman" w:hAnsi="Times New Roman" w:cs="Times New Roman"/>
           <w:sz w:val="28"/>
           <w:szCs w:val="28"/>
           <w:lang w:val="en-US"/>
@@ -943,7 +1009,7 @@
       </w:pPr>
       <w:r>
         <w:rPr>
-          <w:rFonts w:ascii="Times New Roman" w:hAnsi="Times New Roman"/>
+          <w:rFonts w:hint="default" w:ascii="Times New Roman" w:hAnsi="Times New Roman" w:cs="Times New Roman"/>
           <w:sz w:val="28"/>
           <w:szCs w:val="28"/>
         </w:rPr>
@@ -951,7 +1017,7 @@
       </w:r>
       <w:r>
         <w:rPr>
-          <w:rFonts w:ascii="Times New Roman" w:hAnsi="Times New Roman"/>
+          <w:rFonts w:hint="default" w:ascii="Times New Roman" w:hAnsi="Times New Roman" w:cs="Times New Roman"/>
           <w:sz w:val="28"/>
           <w:szCs w:val="28"/>
           <w:lang w:val="en-US"/>
@@ -960,7 +1026,7 @@
       </w:r>
       <w:r>
         <w:rPr>
-          <w:rFonts w:ascii="Times New Roman" w:hAnsi="Times New Roman"/>
+          <w:rFonts w:hint="default" w:ascii="Times New Roman" w:hAnsi="Times New Roman" w:cs="Times New Roman"/>
           <w:sz w:val="28"/>
           <w:szCs w:val="28"/>
         </w:rPr>
@@ -968,7 +1034,7 @@
       </w:r>
       <w:r>
         <w:rPr>
-          <w:rFonts w:ascii="Times New Roman" w:hAnsi="Times New Roman"/>
+          <w:rFonts w:hint="default" w:ascii="Times New Roman" w:hAnsi="Times New Roman" w:cs="Times New Roman"/>
           <w:sz w:val="28"/>
           <w:szCs w:val="28"/>
           <w:lang w:val="en-US"/>
@@ -982,7 +1048,7 @@
         <w:ind w:firstLine="709"/>
         <w:jc w:val="both"/>
         <w:rPr>
-          <w:rFonts w:hint="default" w:ascii="Times New Roman" w:hAnsi="Times New Roman"/>
+          <w:rFonts w:hint="default" w:ascii="Times New Roman" w:hAnsi="Times New Roman" w:cs="Times New Roman"/>
           <w:sz w:val="28"/>
           <w:szCs w:val="28"/>
           <w:lang w:val="en-US"/>
@@ -990,7 +1056,7 @@
       </w:pPr>
       <w:r>
         <w:rPr>
-          <w:rFonts w:hint="default" w:ascii="Times New Roman" w:hAnsi="Times New Roman"/>
+          <w:rFonts w:hint="default" w:ascii="Times New Roman" w:hAnsi="Times New Roman" w:cs="Times New Roman"/>
           <w:sz w:val="28"/>
           <w:szCs w:val="28"/>
           <w:lang w:val="en-US"/>
@@ -1004,7 +1070,7 @@
         <w:ind w:firstLine="709"/>
         <w:jc w:val="both"/>
         <w:rPr>
-          <w:rFonts w:hint="default" w:ascii="Times New Roman" w:hAnsi="Times New Roman"/>
+          <w:rFonts w:hint="default" w:ascii="Times New Roman" w:hAnsi="Times New Roman" w:cs="Times New Roman"/>
           <w:sz w:val="28"/>
           <w:szCs w:val="28"/>
           <w:lang w:val="en-US"/>
@@ -1017,7 +1083,7 @@
         <w:ind w:firstLine="709"/>
         <w:jc w:val="both"/>
         <w:rPr>
-          <w:rFonts w:hint="default" w:ascii="Times New Roman" w:hAnsi="Times New Roman"/>
+          <w:rFonts w:hint="default" w:ascii="Times New Roman" w:hAnsi="Times New Roman" w:cs="Times New Roman"/>
           <w:sz w:val="28"/>
           <w:szCs w:val="28"/>
           <w:lang w:val="en-US"/>
@@ -1025,7 +1091,7 @@
       </w:pPr>
       <w:r>
         <w:rPr>
-          <w:rFonts w:hint="default" w:ascii="Times New Roman" w:hAnsi="Times New Roman"/>
+          <w:rFonts w:hint="default" w:ascii="Times New Roman" w:hAnsi="Times New Roman" w:cs="Times New Roman"/>
           <w:sz w:val="28"/>
           <w:szCs w:val="28"/>
           <w:lang w:val="en-US"/>
@@ -1039,7 +1105,7 @@
         <w:ind w:firstLine="709"/>
         <w:jc w:val="both"/>
         <w:rPr>
-          <w:rFonts w:hint="default" w:ascii="Times New Roman" w:hAnsi="Times New Roman"/>
+          <w:rFonts w:hint="default" w:ascii="Times New Roman" w:hAnsi="Times New Roman" w:cs="Times New Roman"/>
           <w:sz w:val="28"/>
           <w:szCs w:val="28"/>
           <w:lang w:val="en-US"/>
@@ -1047,7 +1113,7 @@
       </w:pPr>
       <w:r>
         <w:rPr>
-          <w:rFonts w:hint="default" w:ascii="Times New Roman" w:hAnsi="Times New Roman"/>
+          <w:rFonts w:hint="default" w:ascii="Times New Roman" w:hAnsi="Times New Roman" w:cs="Times New Roman"/>
           <w:sz w:val="28"/>
           <w:szCs w:val="28"/>
           <w:lang w:val="en-US"/>
@@ -1061,7 +1127,7 @@
         <w:ind w:firstLine="709"/>
         <w:jc w:val="both"/>
         <w:rPr>
-          <w:rFonts w:hint="default" w:ascii="Times New Roman" w:hAnsi="Times New Roman"/>
+          <w:rFonts w:hint="default" w:ascii="Times New Roman" w:hAnsi="Times New Roman" w:cs="Times New Roman"/>
           <w:sz w:val="28"/>
           <w:szCs w:val="28"/>
           <w:lang w:val="en-US"/>
@@ -1069,7 +1135,7 @@
       </w:pPr>
       <w:r>
         <w:rPr>
-          <w:rFonts w:hint="default" w:ascii="Times New Roman" w:hAnsi="Times New Roman"/>
+          <w:rFonts w:hint="default" w:ascii="Times New Roman" w:hAnsi="Times New Roman" w:cs="Times New Roman"/>
           <w:sz w:val="28"/>
           <w:szCs w:val="28"/>
           <w:lang w:val="en-US"/>
@@ -1083,7 +1149,7 @@
         <w:ind w:firstLine="709"/>
         <w:jc w:val="both"/>
         <w:rPr>
-          <w:rFonts w:hint="default" w:ascii="Times New Roman" w:hAnsi="Times New Roman"/>
+          <w:rFonts w:hint="default" w:ascii="Times New Roman" w:hAnsi="Times New Roman" w:cs="Times New Roman"/>
           <w:sz w:val="28"/>
           <w:szCs w:val="28"/>
           <w:lang w:val="en-US"/>
@@ -1091,7 +1157,7 @@
       </w:pPr>
       <w:r>
         <w:rPr>
-          <w:rFonts w:hint="default" w:ascii="Times New Roman" w:hAnsi="Times New Roman"/>
+          <w:rFonts w:hint="default" w:ascii="Times New Roman" w:hAnsi="Times New Roman" w:cs="Times New Roman"/>
           <w:sz w:val="28"/>
           <w:szCs w:val="28"/>
           <w:lang w:val="en-US"/>
@@ -1105,7 +1171,7 @@
         <w:ind w:firstLine="709"/>
         <w:jc w:val="both"/>
         <w:rPr>
-          <w:rFonts w:hint="default" w:ascii="Times New Roman" w:hAnsi="Times New Roman"/>
+          <w:rFonts w:hint="default" w:ascii="Times New Roman" w:hAnsi="Times New Roman" w:cs="Times New Roman"/>
           <w:sz w:val="28"/>
           <w:szCs w:val="28"/>
           <w:lang w:val="en-US"/>
@@ -1113,7 +1179,7 @@
       </w:pPr>
       <w:r>
         <w:rPr>
-          <w:rFonts w:hint="default" w:ascii="Times New Roman" w:hAnsi="Times New Roman"/>
+          <w:rFonts w:hint="default" w:ascii="Times New Roman" w:hAnsi="Times New Roman" w:cs="Times New Roman"/>
           <w:sz w:val="28"/>
           <w:szCs w:val="28"/>
           <w:lang w:val="en-US"/>
@@ -1127,7 +1193,7 @@
         <w:ind w:firstLine="709"/>
         <w:jc w:val="both"/>
         <w:rPr>
-          <w:rFonts w:hint="default" w:ascii="Times New Roman" w:hAnsi="Times New Roman"/>
+          <w:rFonts w:hint="default" w:ascii="Times New Roman" w:hAnsi="Times New Roman" w:cs="Times New Roman"/>
           <w:sz w:val="28"/>
           <w:szCs w:val="28"/>
           <w:lang w:val="en-US"/>
@@ -1135,7 +1201,7 @@
       </w:pPr>
       <w:r>
         <w:rPr>
-          <w:rFonts w:hint="default" w:ascii="Times New Roman" w:hAnsi="Times New Roman"/>
+          <w:rFonts w:hint="default" w:ascii="Times New Roman" w:hAnsi="Times New Roman" w:cs="Times New Roman"/>
           <w:sz w:val="28"/>
           <w:szCs w:val="28"/>
           <w:lang w:val="en-US"/>
@@ -1149,7 +1215,7 @@
         <w:ind w:firstLine="709"/>
         <w:jc w:val="both"/>
         <w:rPr>
-          <w:rFonts w:hint="default" w:ascii="Times New Roman" w:hAnsi="Times New Roman"/>
+          <w:rFonts w:hint="default" w:ascii="Times New Roman" w:hAnsi="Times New Roman" w:cs="Times New Roman"/>
           <w:sz w:val="28"/>
           <w:szCs w:val="28"/>
           <w:lang w:val="en-US"/>
@@ -1157,7 +1223,7 @@
       </w:pPr>
       <w:r>
         <w:rPr>
-          <w:rFonts w:hint="default" w:ascii="Times New Roman" w:hAnsi="Times New Roman"/>
+          <w:rFonts w:hint="default" w:ascii="Times New Roman" w:hAnsi="Times New Roman" w:cs="Times New Roman"/>
           <w:sz w:val="28"/>
           <w:szCs w:val="28"/>
           <w:lang w:val="en-US"/>
@@ -1171,7 +1237,7 @@
         <w:ind w:firstLine="709"/>
         <w:jc w:val="both"/>
         <w:rPr>
-          <w:rFonts w:hint="default" w:ascii="Times New Roman" w:hAnsi="Times New Roman"/>
+          <w:rFonts w:hint="default" w:ascii="Times New Roman" w:hAnsi="Times New Roman" w:cs="Times New Roman"/>
           <w:sz w:val="28"/>
           <w:szCs w:val="28"/>
           <w:lang w:val="en-US"/>
@@ -1184,7 +1250,7 @@
         <w:ind w:firstLine="709"/>
         <w:jc w:val="both"/>
         <w:rPr>
-          <w:rFonts w:hint="default" w:ascii="Times New Roman" w:hAnsi="Times New Roman"/>
+          <w:rFonts w:hint="default" w:ascii="Times New Roman" w:hAnsi="Times New Roman" w:cs="Times New Roman"/>
           <w:sz w:val="28"/>
           <w:szCs w:val="28"/>
           <w:lang w:val="en-US"/>
@@ -1192,7 +1258,7 @@
       </w:pPr>
       <w:r>
         <w:rPr>
-          <w:rFonts w:hint="default" w:ascii="Times New Roman" w:hAnsi="Times New Roman"/>
+          <w:rFonts w:hint="default" w:ascii="Times New Roman" w:hAnsi="Times New Roman" w:cs="Times New Roman"/>
           <w:sz w:val="28"/>
           <w:szCs w:val="28"/>
           <w:lang w:val="en-US"/>
@@ -1206,7 +1272,7 @@
         <w:ind w:firstLine="709"/>
         <w:jc w:val="both"/>
         <w:rPr>
-          <w:rFonts w:hint="default" w:ascii="Times New Roman" w:hAnsi="Times New Roman"/>
+          <w:rFonts w:hint="default" w:ascii="Times New Roman" w:hAnsi="Times New Roman" w:cs="Times New Roman"/>
           <w:sz w:val="28"/>
           <w:szCs w:val="28"/>
           <w:lang w:val="en-US"/>
@@ -1219,7 +1285,7 @@
         <w:ind w:firstLine="709"/>
         <w:jc w:val="both"/>
         <w:rPr>
-          <w:rFonts w:hint="default" w:ascii="Times New Roman" w:hAnsi="Times New Roman"/>
+          <w:rFonts w:hint="default" w:ascii="Times New Roman" w:hAnsi="Times New Roman" w:cs="Times New Roman"/>
           <w:sz w:val="28"/>
           <w:szCs w:val="28"/>
           <w:lang w:val="en-US"/>
@@ -1227,7 +1293,7 @@
       </w:pPr>
       <w:r>
         <w:rPr>
-          <w:rFonts w:hint="default" w:ascii="Times New Roman" w:hAnsi="Times New Roman"/>
+          <w:rFonts w:hint="default" w:ascii="Times New Roman" w:hAnsi="Times New Roman" w:cs="Times New Roman"/>
           <w:sz w:val="28"/>
           <w:szCs w:val="28"/>
           <w:lang w:val="en-US"/>
@@ -1241,7 +1307,7 @@
         <w:ind w:firstLine="709"/>
         <w:jc w:val="both"/>
         <w:rPr>
-          <w:rFonts w:hint="default" w:ascii="Times New Roman" w:hAnsi="Times New Roman"/>
+          <w:rFonts w:hint="default" w:ascii="Times New Roman" w:hAnsi="Times New Roman" w:cs="Times New Roman"/>
           <w:sz w:val="28"/>
           <w:szCs w:val="28"/>
           <w:lang w:val="en-US"/>
@@ -1249,7 +1315,7 @@
       </w:pPr>
       <w:r>
         <w:rPr>
-          <w:rFonts w:hint="default" w:ascii="Times New Roman" w:hAnsi="Times New Roman"/>
+          <w:rFonts w:hint="default" w:ascii="Times New Roman" w:hAnsi="Times New Roman" w:cs="Times New Roman"/>
           <w:sz w:val="28"/>
           <w:szCs w:val="28"/>
           <w:lang w:val="en-US"/>
@@ -1263,7 +1329,7 @@
         <w:ind w:firstLine="709"/>
         <w:jc w:val="both"/>
         <w:rPr>
-          <w:rFonts w:hint="default" w:ascii="Times New Roman" w:hAnsi="Times New Roman"/>
+          <w:rFonts w:hint="default" w:ascii="Times New Roman" w:hAnsi="Times New Roman" w:cs="Times New Roman"/>
           <w:sz w:val="28"/>
           <w:szCs w:val="28"/>
           <w:lang w:val="en-US"/>
@@ -1271,7 +1337,7 @@
       </w:pPr>
       <w:r>
         <w:rPr>
-          <w:rFonts w:hint="default" w:ascii="Times New Roman" w:hAnsi="Times New Roman"/>
+          <w:rFonts w:hint="default" w:ascii="Times New Roman" w:hAnsi="Times New Roman" w:cs="Times New Roman"/>
           <w:sz w:val="28"/>
           <w:szCs w:val="28"/>
           <w:lang w:val="en-US"/>
@@ -1285,7 +1351,7 @@
         <w:ind w:firstLine="709"/>
         <w:jc w:val="both"/>
         <w:rPr>
-          <w:rFonts w:hint="default" w:ascii="Times New Roman" w:hAnsi="Times New Roman"/>
+          <w:rFonts w:hint="default" w:ascii="Times New Roman" w:hAnsi="Times New Roman" w:cs="Times New Roman"/>
           <w:sz w:val="28"/>
           <w:szCs w:val="28"/>
           <w:lang w:val="en-US"/>
@@ -1293,7 +1359,7 @@
       </w:pPr>
       <w:r>
         <w:rPr>
-          <w:rFonts w:hint="default" w:ascii="Times New Roman" w:hAnsi="Times New Roman"/>
+          <w:rFonts w:hint="default" w:ascii="Times New Roman" w:hAnsi="Times New Roman" w:cs="Times New Roman"/>
           <w:sz w:val="28"/>
           <w:szCs w:val="28"/>
           <w:lang w:val="en-US"/>
@@ -1307,7 +1373,7 @@
         <w:ind w:firstLine="709"/>
         <w:jc w:val="both"/>
         <w:rPr>
-          <w:rFonts w:hint="default" w:ascii="Times New Roman" w:hAnsi="Times New Roman"/>
+          <w:rFonts w:hint="default" w:ascii="Times New Roman" w:hAnsi="Times New Roman" w:cs="Times New Roman"/>
           <w:sz w:val="28"/>
           <w:szCs w:val="28"/>
           <w:lang w:val="en-US"/>
@@ -1315,7 +1381,7 @@
       </w:pPr>
       <w:r>
         <w:rPr>
-          <w:rFonts w:hint="default" w:ascii="Times New Roman" w:hAnsi="Times New Roman"/>
+          <w:rFonts w:hint="default" w:ascii="Times New Roman" w:hAnsi="Times New Roman" w:cs="Times New Roman"/>
           <w:sz w:val="28"/>
           <w:szCs w:val="28"/>
           <w:lang w:val="en-US"/>
@@ -1329,7 +1395,7 @@
         <w:ind w:firstLine="709"/>
         <w:jc w:val="both"/>
         <w:rPr>
-          <w:rFonts w:ascii="Times New Roman" w:hAnsi="Times New Roman"/>
+          <w:rFonts w:hint="default" w:ascii="Times New Roman" w:hAnsi="Times New Roman" w:cs="Times New Roman"/>
           <w:sz w:val="28"/>
           <w:szCs w:val="28"/>
           <w:lang w:val="en-US"/>
@@ -1337,7 +1403,7 @@
       </w:pPr>
       <w:r>
         <w:rPr>
-          <w:rFonts w:hint="default" w:ascii="Times New Roman" w:hAnsi="Times New Roman"/>
+          <w:rFonts w:hint="default" w:ascii="Times New Roman" w:hAnsi="Times New Roman" w:cs="Times New Roman"/>
           <w:sz w:val="28"/>
           <w:szCs w:val="28"/>
           <w:lang w:val="en-US"/>
@@ -1351,14 +1417,14 @@
         <w:ind w:firstLine="709"/>
         <w:jc w:val="both"/>
         <w:rPr>
-          <w:rFonts w:ascii="Times New Roman" w:hAnsi="Times New Roman"/>
+          <w:rFonts w:hint="default" w:ascii="Times New Roman" w:hAnsi="Times New Roman" w:cs="Times New Roman"/>
           <w:sz w:val="28"/>
           <w:szCs w:val="28"/>
         </w:rPr>
       </w:pPr>
       <w:r>
         <w:rPr>
-          <w:rFonts w:ascii="Times New Roman" w:hAnsi="Times New Roman"/>
+          <w:rFonts w:hint="default" w:ascii="Times New Roman" w:hAnsi="Times New Roman" w:cs="Times New Roman"/>
           <w:sz w:val="28"/>
           <w:szCs w:val="28"/>
         </w:rPr>
@@ -1372,7 +1438,7 @@
         <w:adjustRightInd w:val="0"/>
         <w:spacing w:after="0" w:line="240" w:lineRule="auto"/>
         <w:rPr>
-          <w:rFonts w:ascii="Times New Roman" w:hAnsi="Times New Roman"/>
+          <w:rFonts w:hint="default" w:ascii="Times New Roman" w:hAnsi="Times New Roman" w:cs="Times New Roman"/>
           <w:color w:val="000000" w:themeColor="text1"/>
           <w:sz w:val="28"/>
           <w:szCs w:val="28"/>
@@ -1390,14 +1456,14 @@
         <w:ind w:firstLine="709"/>
         <w:jc w:val="both"/>
         <w:rPr>
-          <w:rFonts w:ascii="Times New Roman" w:hAnsi="Times New Roman"/>
+          <w:rFonts w:hint="default" w:ascii="Times New Roman" w:hAnsi="Times New Roman" w:cs="Times New Roman"/>
           <w:sz w:val="28"/>
           <w:szCs w:val="28"/>
         </w:rPr>
       </w:pPr>
       <w:r>
         <w:rPr>
-          <w:rFonts w:ascii="Times New Roman" w:hAnsi="Times New Roman"/>
+          <w:rFonts w:hint="default" w:ascii="Times New Roman" w:hAnsi="Times New Roman" w:cs="Times New Roman"/>
           <w:sz w:val="28"/>
           <w:szCs w:val="28"/>
         </w:rPr>
@@ -1439,12 +1505,6 @@
             <w:insideH w:val="single" w:color="auto" w:sz="4" w:space="0"/>
             <w:insideV w:val="single" w:color="auto" w:sz="4" w:space="0"/>
           </w:tblBorders>
-          <w:tblCellMar>
-            <w:top w:w="0" w:type="dxa"/>
-            <w:left w:w="108" w:type="dxa"/>
-            <w:bottom w:w="0" w:type="dxa"/>
-            <w:right w:w="108" w:type="dxa"/>
-          </w:tblCellMar>
         </w:tblPrEx>
         <w:tc>
           <w:tcPr>
@@ -1455,14 +1515,14 @@
               <w:spacing w:after="0"/>
               <w:jc w:val="both"/>
               <w:rPr>
-                <w:rFonts w:ascii="Times New Roman" w:hAnsi="Times New Roman"/>
+                <w:rFonts w:hint="default" w:ascii="Times New Roman" w:hAnsi="Times New Roman" w:cs="Times New Roman"/>
                 <w:sz w:val="28"/>
                 <w:szCs w:val="28"/>
               </w:rPr>
             </w:pPr>
             <w:r>
               <w:rPr>
-                <w:rFonts w:ascii="Times New Roman" w:hAnsi="Times New Roman"/>
+                <w:rFonts w:hint="default" w:ascii="Times New Roman" w:hAnsi="Times New Roman" w:cs="Times New Roman"/>
                 <w:sz w:val="28"/>
                 <w:szCs w:val="28"/>
               </w:rPr>
@@ -1479,14 +1539,14 @@
               <w:spacing w:after="0"/>
               <w:jc w:val="both"/>
               <w:rPr>
-                <w:rFonts w:ascii="Times New Roman" w:hAnsi="Times New Roman"/>
+                <w:rFonts w:hint="default" w:ascii="Times New Roman" w:hAnsi="Times New Roman" w:cs="Times New Roman"/>
                 <w:sz w:val="28"/>
                 <w:szCs w:val="28"/>
               </w:rPr>
             </w:pPr>
             <w:r>
               <w:rPr>
-                <w:rFonts w:ascii="Times New Roman" w:hAnsi="Times New Roman"/>
+                <w:rFonts w:hint="default" w:ascii="Times New Roman" w:hAnsi="Times New Roman" w:cs="Times New Roman"/>
                 <w:sz w:val="28"/>
                 <w:szCs w:val="28"/>
               </w:rPr>
@@ -1521,7 +1581,7 @@
               <w:spacing w:after="0"/>
               <w:jc w:val="both"/>
               <w:rPr>
-                <w:rFonts w:hint="default" w:ascii="Times New Roman" w:hAnsi="Times New Roman"/>
+                <w:rFonts w:hint="default" w:ascii="Times New Roman" w:hAnsi="Times New Roman" w:cs="Times New Roman"/>
                 <w:sz w:val="28"/>
                 <w:szCs w:val="28"/>
                 <w:lang w:val="ru-RU"/>
@@ -1529,7 +1589,7 @@
             </w:pPr>
             <w:r>
               <w:rPr>
-                <w:rFonts w:hint="default" w:ascii="Times New Roman" w:hAnsi="Times New Roman"/>
+                <w:rFonts w:hint="default" w:ascii="Times New Roman" w:hAnsi="Times New Roman" w:cs="Times New Roman"/>
                 <w:sz w:val="28"/>
                 <w:szCs w:val="28"/>
                 <w:lang w:val="ru-RU"/>
@@ -1547,7 +1607,7 @@
               <w:spacing w:after="0"/>
               <w:jc w:val="both"/>
               <w:rPr>
-                <w:rFonts w:hint="default" w:ascii="Times New Roman" w:hAnsi="Times New Roman"/>
+                <w:rFonts w:hint="default" w:ascii="Times New Roman" w:hAnsi="Times New Roman" w:cs="Times New Roman"/>
                 <w:sz w:val="28"/>
                 <w:szCs w:val="28"/>
                 <w:lang w:val="en-US"/>
@@ -1555,7 +1615,7 @@
             </w:pPr>
             <w:r>
               <w:rPr>
-                <w:rFonts w:hint="default" w:ascii="Times New Roman" w:hAnsi="Times New Roman"/>
+                <w:rFonts w:hint="default" w:ascii="Times New Roman" w:hAnsi="Times New Roman" w:cs="Times New Roman"/>
                 <w:sz w:val="28"/>
                 <w:szCs w:val="28"/>
                 <w:lang w:val="en-US"/>
@@ -1572,7 +1632,7 @@
         <w:ind w:firstLine="709"/>
         <w:jc w:val="both"/>
         <w:rPr>
-          <w:rFonts w:ascii="Times New Roman" w:hAnsi="Times New Roman"/>
+          <w:rFonts w:hint="default" w:ascii="Times New Roman" w:hAnsi="Times New Roman" w:cs="Times New Roman"/>
           <w:sz w:val="28"/>
           <w:szCs w:val="28"/>
         </w:rPr>
@@ -1583,12 +1643,17 @@
         <w:ind w:firstLine="709"/>
         <w:jc w:val="center"/>
         <w:rPr>
-          <w:rFonts w:ascii="Times New Roman" w:hAnsi="Times New Roman"/>
+          <w:rFonts w:hint="default" w:ascii="Times New Roman" w:hAnsi="Times New Roman" w:cs="Times New Roman"/>
           <w:sz w:val="28"/>
           <w:szCs w:val="28"/>
         </w:rPr>
       </w:pPr>
       <w:r>
+        <w:rPr>
+          <w:rFonts w:hint="default" w:ascii="Times New Roman" w:hAnsi="Times New Roman" w:cs="Times New Roman"/>
+          <w:sz w:val="28"/>
+          <w:szCs w:val="28"/>
+        </w:rPr>
         <w:drawing>
           <wp:inline distT="0" distB="0" distL="114300" distR="114300">
             <wp:extent cx="2752725" cy="361950"/>
@@ -1637,14 +1702,14 @@
         <w:spacing w:after="0" w:line="360" w:lineRule="auto"/>
         <w:jc w:val="center"/>
         <w:rPr>
-          <w:rFonts w:ascii="Times New Roman" w:hAnsi="Times New Roman"/>
+          <w:rFonts w:hint="default" w:ascii="Times New Roman" w:hAnsi="Times New Roman" w:cs="Times New Roman"/>
           <w:sz w:val="28"/>
           <w:szCs w:val="28"/>
         </w:rPr>
       </w:pPr>
       <w:r>
         <w:rPr>
-          <w:rFonts w:ascii="Times New Roman" w:hAnsi="Times New Roman"/>
+          <w:rFonts w:hint="default" w:ascii="Times New Roman" w:hAnsi="Times New Roman" w:cs="Times New Roman"/>
           <w:sz w:val="28"/>
           <w:szCs w:val="28"/>
         </w:rPr>
@@ -1652,7 +1717,7 @@
       </w:r>
       <w:r>
         <w:rPr>
-          <w:rFonts w:ascii="Times New Roman" w:hAnsi="Times New Roman"/>
+          <w:rFonts w:hint="default" w:ascii="Times New Roman" w:hAnsi="Times New Roman" w:cs="Times New Roman"/>
           <w:sz w:val="28"/>
           <w:szCs w:val="28"/>
           <w:lang w:val="en-US"/>
@@ -1661,7 +1726,7 @@
       </w:r>
       <w:r>
         <w:rPr>
-          <w:rFonts w:ascii="Times New Roman" w:hAnsi="Times New Roman"/>
+          <w:rFonts w:hint="default" w:ascii="Times New Roman" w:hAnsi="Times New Roman" w:cs="Times New Roman"/>
           <w:sz w:val="28"/>
           <w:szCs w:val="28"/>
         </w:rPr>
@@ -3698,13 +3763,13 @@
             <wp:anchor distT="0" distB="0" distL="114300" distR="114300" simplePos="0" relativeHeight="251714560" behindDoc="0" locked="0" layoutInCell="1" allowOverlap="1">
               <wp:simplePos x="0" y="0"/>
               <wp:positionH relativeFrom="column">
-                <wp:posOffset>2159635</wp:posOffset>
+                <wp:posOffset>1872615</wp:posOffset>
               </wp:positionH>
               <wp:positionV relativeFrom="paragraph">
-                <wp:posOffset>-570865</wp:posOffset>
+                <wp:posOffset>-435610</wp:posOffset>
               </wp:positionV>
-              <wp:extent cx="3086735" cy="1045210"/>
-              <wp:effectExtent l="0" t="0" r="12065" b="9525"/>
+              <wp:extent cx="3086735" cy="922655"/>
+              <wp:effectExtent l="0" t="0" r="0" b="0"/>
               <wp:wrapNone/>
               <wp:docPr id="40" name="Text Box 102"/>
               <wp:cNvGraphicFramePr/>
@@ -3717,7 +3782,7 @@
                     <wps:spPr bwMode="auto">
                       <a:xfrm>
                         <a:off x="0" y="0"/>
-                        <a:ext cx="3086949" cy="1045028"/>
+                        <a:ext cx="3086949" cy="922655"/>
                       </a:xfrm>
                       <a:prstGeom prst="rect">
                         <a:avLst/>
@@ -3731,87 +3796,58 @@
                       <w:txbxContent>
                         <w:p>
                           <w:pPr>
+                            <w:keepNext w:val="0"/>
+                            <w:keepLines w:val="0"/>
+                            <w:pageBreakBefore w:val="0"/>
+                            <w:widowControl/>
+                            <w:kinsoku/>
+                            <w:wordWrap/>
+                            <w:overflowPunct/>
+                            <w:topLinePunct w:val="0"/>
+                            <w:bidi w:val="0"/>
+                            <w:adjustRightInd/>
+                            <w:snapToGrid/>
                             <w:spacing w:after="0" w:line="240" w:lineRule="auto"/>
+                            <w:ind w:firstLine="350" w:firstLineChars="125"/>
+                            <w:jc w:val="center"/>
+                            <w:textAlignment w:val="auto"/>
                             <w:rPr>
                               <w:rFonts w:ascii="Times New Roman" w:hAnsi="Times New Roman"/>
                               <w:bCs/>
-                              <w:sz w:val="26"/>
-                              <w:szCs w:val="26"/>
+                              <w:sz w:val="28"/>
+                              <w:szCs w:val="28"/>
                             </w:rPr>
                           </w:pPr>
                           <w:r>
                             <w:rPr>
                               <w:rFonts w:ascii="Times New Roman" w:hAnsi="Times New Roman"/>
                               <w:bCs/>
-                              <w:sz w:val="26"/>
-                              <w:szCs w:val="26"/>
+                              <w:sz w:val="28"/>
+                              <w:szCs w:val="28"/>
                             </w:rPr>
-                            <w:t xml:space="preserve">ПРИНЦИПЫ ОБЪЕКТНО-ОРИЕНТИРОВАННОГО ПРОГРАММИРОВАНИЯ И ПЛАТФОРМА </w:t>
-                          </w:r>
-                          <w:r>
-                            <w:rPr>
-                              <w:rFonts w:ascii="Times New Roman" w:hAnsi="Times New Roman"/>
-                              <w:bCs/>
-                              <w:sz w:val="26"/>
-                              <w:szCs w:val="26"/>
-                              <w:lang w:val="en-US"/>
-                            </w:rPr>
-                            <w:t>MICROSOFT</w:t>
-                          </w:r>
-                          <w:r>
-                            <w:rPr>
-                              <w:rFonts w:ascii="Times New Roman" w:hAnsi="Times New Roman"/>
-                              <w:bCs/>
-                              <w:sz w:val="26"/>
-                              <w:szCs w:val="26"/>
-                            </w:rPr>
-                            <w:t xml:space="preserve"> .</w:t>
-                          </w:r>
-                          <w:r>
-                            <w:rPr>
-                              <w:rFonts w:ascii="Times New Roman" w:hAnsi="Times New Roman"/>
-                              <w:bCs/>
-                              <w:sz w:val="26"/>
-                              <w:szCs w:val="26"/>
-                              <w:lang w:val="en-US"/>
-                            </w:rPr>
-                            <w:t>NET</w:t>
-                          </w:r>
-                          <w:r>
-                            <w:rPr>
-                              <w:rFonts w:ascii="Times New Roman" w:hAnsi="Times New Roman"/>
-                              <w:bCs/>
-                              <w:sz w:val="26"/>
-                              <w:szCs w:val="26"/>
-                            </w:rPr>
-                            <w:t xml:space="preserve"> </w:t>
-                          </w:r>
-                          <w:r>
-                            <w:rPr>
-                              <w:rFonts w:ascii="Times New Roman" w:hAnsi="Times New Roman"/>
-                              <w:bCs/>
-                              <w:sz w:val="26"/>
-                              <w:szCs w:val="26"/>
-                              <w:lang w:val="en-US"/>
-                            </w:rPr>
-                            <w:t>FRAMEWORK</w:t>
-                          </w:r>
-                          <w:r>
-                            <w:rPr>
-                              <w:rFonts w:ascii="Times New Roman" w:hAnsi="Times New Roman"/>
-                              <w:bCs/>
-                              <w:sz w:val="26"/>
-                              <w:szCs w:val="26"/>
-                            </w:rPr>
-                            <w:t>.</w:t>
+                            <w:t>ПРИНЦИПЫ ОБЪЕКТНО-ОРИЕНТИРОВАННОГО ПРОГРАММИРОВАНИЯ</w:t>
                           </w:r>
                         </w:p>
                         <w:p>
                           <w:pPr>
+                            <w:keepNext w:val="0"/>
+                            <w:keepLines w:val="0"/>
+                            <w:pageBreakBefore w:val="0"/>
+                            <w:widowControl/>
+                            <w:kinsoku/>
+                            <w:wordWrap/>
+                            <w:overflowPunct/>
+                            <w:topLinePunct w:val="0"/>
+                            <w:bidi w:val="0"/>
+                            <w:adjustRightInd/>
+                            <w:snapToGrid/>
+                            <w:ind w:firstLine="350" w:firstLineChars="125"/>
+                            <w:jc w:val="center"/>
+                            <w:textAlignment w:val="auto"/>
                             <w:rPr>
                               <w:bCs/>
-                              <w:sz w:val="26"/>
-                              <w:szCs w:val="26"/>
+                              <w:sz w:val="28"/>
+                              <w:szCs w:val="28"/>
                             </w:rPr>
                           </w:pPr>
                         </w:p>
@@ -3828,7 +3864,7 @@
         </mc:Choice>
         <mc:Fallback>
           <w:pict>
-            <v:shape id="Text Box 102" o:spid="_x0000_s1026" o:spt="202" type="#_x0000_t202" style="position:absolute;left:0pt;margin-left:170.05pt;margin-top:-44.95pt;height:82.3pt;width:243.05pt;z-index:251714560;mso-width-relative:page;mso-height-relative:page;" filled="f" stroked="f" coordsize="21600,21600" o:gfxdata="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">
+            <v:shape id="Text Box 102" o:spid="_x0000_s1026" o:spt="202" type="#_x0000_t202" style="position:absolute;left:0pt;margin-left:147.45pt;margin-top:-34.3pt;height:72.65pt;width:243.05pt;z-index:251714560;mso-width-relative:page;mso-height-relative:page;" filled="f" stroked="f" coordsize="21600,21600" o:gfxdata="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">
               <v:fill on="f" focussize="0,0"/>
               <v:stroke on="f"/>
               <v:imagedata o:title=""/>
@@ -3837,87 +3873,58 @@
                 <w:txbxContent>
                   <w:p>
                     <w:pPr>
+                      <w:keepNext w:val="0"/>
+                      <w:keepLines w:val="0"/>
+                      <w:pageBreakBefore w:val="0"/>
+                      <w:widowControl/>
+                      <w:kinsoku/>
+                      <w:wordWrap/>
+                      <w:overflowPunct/>
+                      <w:topLinePunct w:val="0"/>
+                      <w:bidi w:val="0"/>
+                      <w:adjustRightInd/>
+                      <w:snapToGrid/>
                       <w:spacing w:after="0" w:line="240" w:lineRule="auto"/>
+                      <w:ind w:firstLine="350" w:firstLineChars="125"/>
+                      <w:jc w:val="center"/>
+                      <w:textAlignment w:val="auto"/>
                       <w:rPr>
                         <w:rFonts w:ascii="Times New Roman" w:hAnsi="Times New Roman"/>
                         <w:bCs/>
-                        <w:sz w:val="26"/>
-                        <w:szCs w:val="26"/>
+                        <w:sz w:val="28"/>
+                        <w:szCs w:val="28"/>
                       </w:rPr>
                     </w:pPr>
                     <w:r>
                       <w:rPr>
                         <w:rFonts w:ascii="Times New Roman" w:hAnsi="Times New Roman"/>
                         <w:bCs/>
-                        <w:sz w:val="26"/>
-                        <w:szCs w:val="26"/>
+                        <w:sz w:val="28"/>
+                        <w:szCs w:val="28"/>
                       </w:rPr>
-                      <w:t xml:space="preserve">ПРИНЦИПЫ ОБЪЕКТНО-ОРИЕНТИРОВАННОГО ПРОГРАММИРОВАНИЯ И ПЛАТФОРМА </w:t>
-                    </w:r>
-                    <w:r>
-                      <w:rPr>
-                        <w:rFonts w:ascii="Times New Roman" w:hAnsi="Times New Roman"/>
-                        <w:bCs/>
-                        <w:sz w:val="26"/>
-                        <w:szCs w:val="26"/>
-                        <w:lang w:val="en-US"/>
-                      </w:rPr>
-                      <w:t>MICROSOFT</w:t>
-                    </w:r>
-                    <w:r>
-                      <w:rPr>
-                        <w:rFonts w:ascii="Times New Roman" w:hAnsi="Times New Roman"/>
-                        <w:bCs/>
-                        <w:sz w:val="26"/>
-                        <w:szCs w:val="26"/>
-                      </w:rPr>
-                      <w:t xml:space="preserve"> .</w:t>
-                    </w:r>
-                    <w:r>
-                      <w:rPr>
-                        <w:rFonts w:ascii="Times New Roman" w:hAnsi="Times New Roman"/>
-                        <w:bCs/>
-                        <w:sz w:val="26"/>
-                        <w:szCs w:val="26"/>
-                        <w:lang w:val="en-US"/>
-                      </w:rPr>
-                      <w:t>NET</w:t>
-                    </w:r>
-                    <w:r>
-                      <w:rPr>
-                        <w:rFonts w:ascii="Times New Roman" w:hAnsi="Times New Roman"/>
-                        <w:bCs/>
-                        <w:sz w:val="26"/>
-                        <w:szCs w:val="26"/>
-                      </w:rPr>
-                      <w:t xml:space="preserve"> </w:t>
-                    </w:r>
-                    <w:r>
-                      <w:rPr>
-                        <w:rFonts w:ascii="Times New Roman" w:hAnsi="Times New Roman"/>
-                        <w:bCs/>
-                        <w:sz w:val="26"/>
-                        <w:szCs w:val="26"/>
-                        <w:lang w:val="en-US"/>
-                      </w:rPr>
-                      <w:t>FRAMEWORK</w:t>
-                    </w:r>
-                    <w:r>
-                      <w:rPr>
-                        <w:rFonts w:ascii="Times New Roman" w:hAnsi="Times New Roman"/>
-                        <w:bCs/>
-                        <w:sz w:val="26"/>
-                        <w:szCs w:val="26"/>
-                      </w:rPr>
-                      <w:t>.</w:t>
+                      <w:t>ПРИНЦИПЫ ОБЪЕКТНО-ОРИЕНТИРОВАННОГО ПРОГРАММИРОВАНИЯ</w:t>
                     </w:r>
                   </w:p>
                   <w:p>
                     <w:pPr>
+                      <w:keepNext w:val="0"/>
+                      <w:keepLines w:val="0"/>
+                      <w:pageBreakBefore w:val="0"/>
+                      <w:widowControl/>
+                      <w:kinsoku/>
+                      <w:wordWrap/>
+                      <w:overflowPunct/>
+                      <w:topLinePunct w:val="0"/>
+                      <w:bidi w:val="0"/>
+                      <w:adjustRightInd/>
+                      <w:snapToGrid/>
+                      <w:ind w:firstLine="350" w:firstLineChars="125"/>
+                      <w:jc w:val="center"/>
+                      <w:textAlignment w:val="auto"/>
                       <w:rPr>
                         <w:bCs/>
-                        <w:sz w:val="26"/>
-                        <w:szCs w:val="26"/>
+                        <w:sz w:val="28"/>
+                        <w:szCs w:val="28"/>
                       </w:rPr>
                     </w:pPr>
                   </w:p>

--- a/Word/Дубровский_01.docx
+++ b/Word/Дубровский_01.docx
@@ -206,8 +206,6 @@
         </w:rPr>
         <w:t>using System;</w:t>
       </w:r>
-      <w:bookmarkStart w:id="0" w:name="_GoBack"/>
-      <w:bookmarkEnd w:id="0"/>
     </w:p>
     <w:p>
       <w:pPr>
@@ -749,7 +747,7 @@
                     </pic:cNvPicPr>
                   </pic:nvPicPr>
                   <pic:blipFill>
-                    <a:blip r:embed="rId10"/>
+                    <a:blip r:embed="rId11"/>
                     <a:stretch>
                       <a:fillRect/>
                     </a:stretch>
@@ -1505,6 +1503,12 @@
             <w:insideH w:val="single" w:color="auto" w:sz="4" w:space="0"/>
             <w:insideV w:val="single" w:color="auto" w:sz="4" w:space="0"/>
           </w:tblBorders>
+          <w:tblCellMar>
+            <w:top w:w="0" w:type="dxa"/>
+            <w:left w:w="108" w:type="dxa"/>
+            <w:bottom w:w="0" w:type="dxa"/>
+            <w:right w:w="108" w:type="dxa"/>
+          </w:tblCellMar>
         </w:tblPrEx>
         <w:tc>
           <w:tcPr>
@@ -1672,7 +1676,7 @@
                     </pic:cNvPicPr>
                   </pic:nvPicPr>
                   <pic:blipFill>
-                    <a:blip r:embed="rId11"/>
+                    <a:blip r:embed="rId12"/>
                     <a:stretch>
                       <a:fillRect/>
                     </a:stretch>
@@ -1734,10 +1738,11 @@
       </w:r>
     </w:p>
     <w:sectPr>
-      <w:headerReference r:id="rId5" w:type="first"/>
-      <w:footerReference r:id="rId8" w:type="first"/>
-      <w:footerReference r:id="rId6" w:type="default"/>
-      <w:footerReference r:id="rId7" w:type="even"/>
+      <w:headerReference r:id="rId6" w:type="first"/>
+      <w:footerReference r:id="rId9" w:type="first"/>
+      <w:headerReference r:id="rId5" w:type="default"/>
+      <w:footerReference r:id="rId7" w:type="default"/>
+      <w:footerReference r:id="rId8" w:type="even"/>
       <w:pgSz w:w="11906" w:h="16838"/>
       <w:pgMar w:top="851" w:right="567" w:bottom="1560" w:left="1418" w:header="454" w:footer="397" w:gutter="0"/>
       <w:pgNumType w:start="39"/>
@@ -2679,6 +2684,8 @@
         </mc:Fallback>
       </mc:AlternateContent>
     </w:r>
+    <w:bookmarkStart w:id="0" w:name="_GoBack"/>
+    <w:bookmarkEnd w:id="0"/>
     <w:r>
       <mc:AlternateContent>
         <mc:Choice Requires="wps">
@@ -2721,7 +2728,7 @@
                           <w:pPr>
                             <w:jc w:val="center"/>
                             <w:rPr>
-                              <w:rFonts w:hint="default"/>
+                              <w:rFonts w:hint="default" w:ascii="Times New Roman" w:hAnsi="Times New Roman" w:cs="Times New Roman"/>
                               <w:sz w:val="28"/>
                               <w:szCs w:val="28"/>
                               <w:lang w:val="en-US"/>
@@ -2729,6 +2736,7 @@
                           </w:pPr>
                           <w:r>
                             <w:rPr>
+                              <w:rFonts w:hint="default" w:ascii="Times New Roman" w:hAnsi="Times New Roman" w:cs="Times New Roman"/>
                               <w:sz w:val="28"/>
                               <w:szCs w:val="28"/>
                             </w:rPr>
@@ -2736,6 +2744,7 @@
                           </w:r>
                           <w:r>
                             <w:rPr>
+                              <w:rFonts w:hint="default" w:ascii="Times New Roman" w:hAnsi="Times New Roman" w:cs="Times New Roman"/>
                               <w:sz w:val="28"/>
                               <w:szCs w:val="28"/>
                               <w:lang w:val="ru-RU"/>
@@ -2744,6 +2753,7 @@
                           </w:r>
                           <w:r>
                             <w:rPr>
+                              <w:rFonts w:hint="default" w:ascii="Times New Roman" w:hAnsi="Times New Roman" w:cs="Times New Roman"/>
                               <w:bCs/>
                               <w:sz w:val="28"/>
                               <w:szCs w:val="28"/>
@@ -2752,7 +2762,7 @@
                           </w:r>
                           <w:r>
                             <w:rPr>
-                              <w:rFonts w:hint="default"/>
+                              <w:rFonts w:hint="default" w:ascii="Times New Roman" w:hAnsi="Times New Roman" w:cs="Times New Roman"/>
                               <w:bCs/>
                               <w:sz w:val="28"/>
                               <w:szCs w:val="28"/>
@@ -2762,6 +2772,7 @@
                           </w:r>
                           <w:r>
                             <w:rPr>
+                              <w:rFonts w:hint="default" w:ascii="Times New Roman" w:hAnsi="Times New Roman" w:cs="Times New Roman"/>
                               <w:sz w:val="28"/>
                               <w:szCs w:val="28"/>
                             </w:rPr>
@@ -2769,7 +2780,7 @@
                           </w:r>
                           <w:r>
                             <w:rPr>
-                              <w:rFonts w:hint="default"/>
+                              <w:rFonts w:hint="default" w:ascii="Times New Roman" w:hAnsi="Times New Roman" w:cs="Times New Roman"/>
                               <w:sz w:val="28"/>
                               <w:szCs w:val="28"/>
                               <w:lang w:val="en-US"/>
@@ -2777,7 +2788,15 @@
                             <w:t>1</w:t>
                           </w:r>
                         </w:p>
-                        <w:p/>
+                        <w:p>
+                          <w:pPr>
+                            <w:rPr>
+                              <w:rFonts w:hint="default" w:ascii="Times New Roman" w:hAnsi="Times New Roman" w:cs="Times New Roman"/>
+                              <w:sz w:val="28"/>
+                              <w:szCs w:val="28"/>
+                            </w:rPr>
+                          </w:pPr>
+                        </w:p>
                       </w:txbxContent>
                     </wps:txbx>
                     <wps:bodyPr rot="0" vert="horz" wrap="square" lIns="0" tIns="0" rIns="0" bIns="0" anchor="t" anchorCtr="0" upright="1">
@@ -2802,7 +2821,7 @@
                     <w:pPr>
                       <w:jc w:val="center"/>
                       <w:rPr>
-                        <w:rFonts w:hint="default"/>
+                        <w:rFonts w:hint="default" w:ascii="Times New Roman" w:hAnsi="Times New Roman" w:cs="Times New Roman"/>
                         <w:sz w:val="28"/>
                         <w:szCs w:val="28"/>
                         <w:lang w:val="en-US"/>
@@ -2810,6 +2829,7 @@
                     </w:pPr>
                     <w:r>
                       <w:rPr>
+                        <w:rFonts w:hint="default" w:ascii="Times New Roman" w:hAnsi="Times New Roman" w:cs="Times New Roman"/>
                         <w:sz w:val="28"/>
                         <w:szCs w:val="28"/>
                       </w:rPr>
@@ -2817,6 +2837,7 @@
                     </w:r>
                     <w:r>
                       <w:rPr>
+                        <w:rFonts w:hint="default" w:ascii="Times New Roman" w:hAnsi="Times New Roman" w:cs="Times New Roman"/>
                         <w:sz w:val="28"/>
                         <w:szCs w:val="28"/>
                         <w:lang w:val="ru-RU"/>
@@ -2825,6 +2846,7 @@
                     </w:r>
                     <w:r>
                       <w:rPr>
+                        <w:rFonts w:hint="default" w:ascii="Times New Roman" w:hAnsi="Times New Roman" w:cs="Times New Roman"/>
                         <w:bCs/>
                         <w:sz w:val="28"/>
                         <w:szCs w:val="28"/>
@@ -2833,7 +2855,7 @@
                     </w:r>
                     <w:r>
                       <w:rPr>
-                        <w:rFonts w:hint="default"/>
+                        <w:rFonts w:hint="default" w:ascii="Times New Roman" w:hAnsi="Times New Roman" w:cs="Times New Roman"/>
                         <w:bCs/>
                         <w:sz w:val="28"/>
                         <w:szCs w:val="28"/>
@@ -2843,6 +2865,7 @@
                     </w:r>
                     <w:r>
                       <w:rPr>
+                        <w:rFonts w:hint="default" w:ascii="Times New Roman" w:hAnsi="Times New Roman" w:cs="Times New Roman"/>
                         <w:sz w:val="28"/>
                         <w:szCs w:val="28"/>
                       </w:rPr>
@@ -2850,7 +2873,7 @@
                     </w:r>
                     <w:r>
                       <w:rPr>
-                        <w:rFonts w:hint="default"/>
+                        <w:rFonts w:hint="default" w:ascii="Times New Roman" w:hAnsi="Times New Roman" w:cs="Times New Roman"/>
                         <w:sz w:val="28"/>
                         <w:szCs w:val="28"/>
                         <w:lang w:val="en-US"/>
@@ -2858,7 +2881,15 @@
                       <w:t>1</w:t>
                     </w:r>
                   </w:p>
-                  <w:p/>
+                  <w:p>
+                    <w:pPr>
+                      <w:rPr>
+                        <w:rFonts w:hint="default" w:ascii="Times New Roman" w:hAnsi="Times New Roman" w:cs="Times New Roman"/>
+                        <w:sz w:val="28"/>
+                        <w:szCs w:val="28"/>
+                      </w:rPr>
+                    </w:pPr>
+                  </w:p>
                 </w:txbxContent>
               </v:textbox>
             </v:shape>
@@ -3864,7 +3895,7 @@
         </mc:Choice>
         <mc:Fallback>
           <w:pict>
-            <v:shape id="Text Box 102" o:spid="_x0000_s1026" o:spt="202" type="#_x0000_t202" style="position:absolute;left:0pt;margin-left:147.45pt;margin-top:-34.3pt;height:72.65pt;width:243.05pt;z-index:251714560;mso-width-relative:page;mso-height-relative:page;" filled="f" stroked="f" coordsize="21600,21600" o:gfxdata="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">
+            <v:shape id="Text Box 102" o:spid="_x0000_s1026" o:spt="202" type="#_x0000_t202" style="position:absolute;left:0pt;margin-left:147.45pt;margin-top:-34.3pt;height:72.65pt;width:243.05pt;z-index:251714560;mso-width-relative:page;mso-height-relative:page;" filled="f" stroked="f" coordsize="21600,21600" o:gfxdata="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">
               <v:fill on="f" focussize="0,0"/>
               <v:stroke on="f"/>
               <v:imagedata o:title=""/>
@@ -5583,7 +5614,7 @@
                           <w:pPr>
                             <w:jc w:val="center"/>
                             <w:rPr>
-                              <w:rFonts w:hint="default"/>
+                              <w:rFonts w:hint="default" w:ascii="Times New Roman" w:hAnsi="Times New Roman" w:cs="Times New Roman"/>
                               <w:sz w:val="28"/>
                               <w:szCs w:val="28"/>
                               <w:lang w:val="en-US"/>
@@ -5591,6 +5622,7 @@
                           </w:pPr>
                           <w:r>
                             <w:rPr>
+                              <w:rFonts w:hint="default" w:ascii="Times New Roman" w:hAnsi="Times New Roman" w:cs="Times New Roman"/>
                               <w:sz w:val="28"/>
                               <w:szCs w:val="28"/>
                             </w:rPr>
@@ -5598,6 +5630,7 @@
                           </w:r>
                           <w:r>
                             <w:rPr>
+                              <w:rFonts w:hint="default" w:ascii="Times New Roman" w:hAnsi="Times New Roman" w:cs="Times New Roman"/>
                               <w:sz w:val="28"/>
                               <w:szCs w:val="28"/>
                               <w:lang w:val="ru-RU"/>
@@ -5606,6 +5639,7 @@
                           </w:r>
                           <w:r>
                             <w:rPr>
+                              <w:rFonts w:hint="default" w:ascii="Times New Roman" w:hAnsi="Times New Roman" w:cs="Times New Roman"/>
                               <w:bCs/>
                               <w:sz w:val="28"/>
                               <w:szCs w:val="28"/>
@@ -5614,7 +5648,7 @@
                           </w:r>
                           <w:r>
                             <w:rPr>
-                              <w:rFonts w:hint="default"/>
+                              <w:rFonts w:hint="default" w:ascii="Times New Roman" w:hAnsi="Times New Roman" w:cs="Times New Roman"/>
                               <w:bCs/>
                               <w:sz w:val="28"/>
                               <w:szCs w:val="28"/>
@@ -5624,6 +5658,7 @@
                           </w:r>
                           <w:r>
                             <w:rPr>
+                              <w:rFonts w:hint="default" w:ascii="Times New Roman" w:hAnsi="Times New Roman" w:cs="Times New Roman"/>
                               <w:sz w:val="28"/>
                               <w:szCs w:val="28"/>
                             </w:rPr>
@@ -5631,7 +5666,7 @@
                           </w:r>
                           <w:r>
                             <w:rPr>
-                              <w:rFonts w:hint="default"/>
+                              <w:rFonts w:hint="default" w:ascii="Times New Roman" w:hAnsi="Times New Roman" w:cs="Times New Roman"/>
                               <w:sz w:val="28"/>
                               <w:szCs w:val="28"/>
                               <w:lang w:val="en-US"/>
@@ -5639,7 +5674,15 @@
                             <w:t>1</w:t>
                           </w:r>
                         </w:p>
-                        <w:p/>
+                        <w:p>
+                          <w:pPr>
+                            <w:rPr>
+                              <w:rFonts w:hint="default" w:ascii="Times New Roman" w:hAnsi="Times New Roman" w:cs="Times New Roman"/>
+                              <w:sz w:val="28"/>
+                              <w:szCs w:val="28"/>
+                            </w:rPr>
+                          </w:pPr>
+                        </w:p>
                       </w:txbxContent>
                     </wps:txbx>
                     <wps:bodyPr rot="0" vert="horz" wrap="square" lIns="0" tIns="0" rIns="0" bIns="0" anchor="t" anchorCtr="0" upright="1">
@@ -5664,7 +5707,7 @@
                     <w:pPr>
                       <w:jc w:val="center"/>
                       <w:rPr>
-                        <w:rFonts w:hint="default"/>
+                        <w:rFonts w:hint="default" w:ascii="Times New Roman" w:hAnsi="Times New Roman" w:cs="Times New Roman"/>
                         <w:sz w:val="28"/>
                         <w:szCs w:val="28"/>
                         <w:lang w:val="en-US"/>
@@ -5672,6 +5715,7 @@
                     </w:pPr>
                     <w:r>
                       <w:rPr>
+                        <w:rFonts w:hint="default" w:ascii="Times New Roman" w:hAnsi="Times New Roman" w:cs="Times New Roman"/>
                         <w:sz w:val="28"/>
                         <w:szCs w:val="28"/>
                       </w:rPr>
@@ -5679,6 +5723,7 @@
                     </w:r>
                     <w:r>
                       <w:rPr>
+                        <w:rFonts w:hint="default" w:ascii="Times New Roman" w:hAnsi="Times New Roman" w:cs="Times New Roman"/>
                         <w:sz w:val="28"/>
                         <w:szCs w:val="28"/>
                         <w:lang w:val="ru-RU"/>
@@ -5687,6 +5732,7 @@
                     </w:r>
                     <w:r>
                       <w:rPr>
+                        <w:rFonts w:hint="default" w:ascii="Times New Roman" w:hAnsi="Times New Roman" w:cs="Times New Roman"/>
                         <w:bCs/>
                         <w:sz w:val="28"/>
                         <w:szCs w:val="28"/>
@@ -5695,7 +5741,7 @@
                     </w:r>
                     <w:r>
                       <w:rPr>
-                        <w:rFonts w:hint="default"/>
+                        <w:rFonts w:hint="default" w:ascii="Times New Roman" w:hAnsi="Times New Roman" w:cs="Times New Roman"/>
                         <w:bCs/>
                         <w:sz w:val="28"/>
                         <w:szCs w:val="28"/>
@@ -5705,6 +5751,7 @@
                     </w:r>
                     <w:r>
                       <w:rPr>
+                        <w:rFonts w:hint="default" w:ascii="Times New Roman" w:hAnsi="Times New Roman" w:cs="Times New Roman"/>
                         <w:sz w:val="28"/>
                         <w:szCs w:val="28"/>
                       </w:rPr>
@@ -5712,7 +5759,7 @@
                     </w:r>
                     <w:r>
                       <w:rPr>
-                        <w:rFonts w:hint="default"/>
+                        <w:rFonts w:hint="default" w:ascii="Times New Roman" w:hAnsi="Times New Roman" w:cs="Times New Roman"/>
                         <w:sz w:val="28"/>
                         <w:szCs w:val="28"/>
                         <w:lang w:val="en-US"/>
@@ -5720,7 +5767,15 @@
                       <w:t>1</w:t>
                     </w:r>
                   </w:p>
-                  <w:p/>
+                  <w:p>
+                    <w:pPr>
+                      <w:rPr>
+                        <w:rFonts w:hint="default" w:ascii="Times New Roman" w:hAnsi="Times New Roman" w:cs="Times New Roman"/>
+                        <w:sz w:val="28"/>
+                        <w:szCs w:val="28"/>
+                      </w:rPr>
+                    </w:pPr>
+                  </w:p>
                 </w:txbxContent>
               </v:textbox>
             </v:shape>
@@ -7518,6 +7573,16 @@
     <w:pPr>
       <w:pStyle w:val="17"/>
     </w:pPr>
+  </w:p>
+</w:hdr>
+</file>
+
+<file path=word/header2.xml><?xml version="1.0" encoding="utf-8"?>
+<w:hdr xmlns:wpc="http://schemas.microsoft.com/office/word/2010/wordprocessingCanvas" xmlns:mc="http://schemas.openxmlformats.org/markup-compatibility/2006" xmlns:o="urn:schemas-microsoft-com:office:office" xmlns:r="http://schemas.openxmlformats.org/officeDocument/2006/relationships" xmlns:m="http://schemas.openxmlformats.org/officeDocument/2006/math" xmlns:v="urn:schemas-microsoft-com:vml" xmlns:wp14="http://schemas.microsoft.com/office/word/2010/wordprocessingDrawing" xmlns:wp="http://schemas.openxmlformats.org/drawingml/2006/wordprocessingDrawing" xmlns:w10="urn:schemas-microsoft-com:office:word" xmlns:w="http://schemas.openxmlformats.org/wordprocessingml/2006/main" xmlns:w14="http://schemas.microsoft.com/office/word/2010/wordml" xmlns:w15="http://schemas.microsoft.com/office/word/2012/wordml" xmlns:wpg="http://schemas.microsoft.com/office/word/2010/wordprocessingGroup" xmlns:wpi="http://schemas.microsoft.com/office/word/2010/wordprocessingInk" xmlns:wne="http://schemas.microsoft.com/office/word/2006/wordml" xmlns:wps="http://schemas.microsoft.com/office/word/2010/wordprocessingShape" xmlns:wpsCustomData="http://www.wps.cn/officeDocument/2013/wpsCustomData" mc:Ignorable="w14 w15 wp14">
+  <w:p>
+    <w:pPr>
+      <w:pStyle w:val="17"/>
+    </w:pPr>
     <w:r>
       <w:rPr>
         <w:rFonts w:ascii="GOST type B" w:hAnsi="GOST type B"/>

--- a/Word/Дубровский_01.docx
+++ b/Word/Дубровский_01.docx
@@ -2776,7 +2776,24 @@
                               <w:sz w:val="28"/>
                               <w:szCs w:val="28"/>
                             </w:rPr>
-                            <w:t>.25.0</w:t>
+                            <w:t>.2</w:t>
+                          </w:r>
+                          <w:r>
+                            <w:rPr>
+                              <w:rFonts w:hint="default" w:ascii="Times New Roman" w:hAnsi="Times New Roman" w:cs="Times New Roman"/>
+                              <w:sz w:val="28"/>
+                              <w:szCs w:val="28"/>
+                              <w:lang w:val="ru-RU"/>
+                            </w:rPr>
+                            <w:t>6</w:t>
+                          </w:r>
+                          <w:r>
+                            <w:rPr>
+                              <w:rFonts w:hint="default" w:ascii="Times New Roman" w:hAnsi="Times New Roman" w:cs="Times New Roman"/>
+                              <w:sz w:val="28"/>
+                              <w:szCs w:val="28"/>
+                            </w:rPr>
+                            <w:t>.0</w:t>
                           </w:r>
                           <w:r>
                             <w:rPr>
@@ -2869,7 +2886,24 @@
                         <w:sz w:val="28"/>
                         <w:szCs w:val="28"/>
                       </w:rPr>
-                      <w:t>.25.0</w:t>
+                      <w:t>.2</w:t>
+                    </w:r>
+                    <w:r>
+                      <w:rPr>
+                        <w:rFonts w:hint="default" w:ascii="Times New Roman" w:hAnsi="Times New Roman" w:cs="Times New Roman"/>
+                        <w:sz w:val="28"/>
+                        <w:szCs w:val="28"/>
+                        <w:lang w:val="ru-RU"/>
+                      </w:rPr>
+                      <w:t>6</w:t>
+                    </w:r>
+                    <w:r>
+                      <w:rPr>
+                        <w:rFonts w:hint="default" w:ascii="Times New Roman" w:hAnsi="Times New Roman" w:cs="Times New Roman"/>
+                        <w:sz w:val="28"/>
+                        <w:szCs w:val="28"/>
+                      </w:rPr>
+                      <w:t>.0</w:t>
                     </w:r>
                     <w:r>
                       <w:rPr>
@@ -4411,9 +4445,10 @@
                         <w:p>
                           <w:pPr>
                             <w:rPr>
-                              <w:rFonts w:ascii="Times New Roman" w:hAnsi="Times New Roman"/>
+                              <w:rFonts w:hint="default" w:ascii="Times New Roman" w:hAnsi="Times New Roman"/>
                               <w:sz w:val="16"/>
                               <w:szCs w:val="18"/>
+                              <w:lang w:val="ru-RU"/>
                             </w:rPr>
                           </w:pPr>
                           <w:r>
@@ -4421,10 +4456,21 @@
                               <w:rFonts w:ascii="Times New Roman" w:hAnsi="Times New Roman"/>
                               <w:sz w:val="15"/>
                               <w:szCs w:val="15"/>
-                            </w:rPr>
-                            <w:t>Толочко П.С.</w:t>
+                              <w:lang w:val="ru-RU"/>
+                            </w:rPr>
+                            <w:t>Новик</w:t>
+                          </w:r>
+                          <w:r>
+                            <w:rPr>
+                              <w:rFonts w:hint="default" w:ascii="Times New Roman" w:hAnsi="Times New Roman"/>
+                              <w:sz w:val="15"/>
+                              <w:szCs w:val="15"/>
+                              <w:lang w:val="ru-RU"/>
+                            </w:rPr>
+                            <w:t xml:space="preserve"> А.И.</w:t>
                           </w:r>
                         </w:p>
+                        <w:p/>
                       </w:txbxContent>
                     </wps:txbx>
                     <wps:bodyPr rot="0" vert="horz" wrap="square" lIns="0" tIns="0" rIns="0" bIns="0" anchor="t" anchorCtr="0" upright="1">
@@ -4448,9 +4494,10 @@
                   <w:p>
                     <w:pPr>
                       <w:rPr>
-                        <w:rFonts w:ascii="Times New Roman" w:hAnsi="Times New Roman"/>
+                        <w:rFonts w:hint="default" w:ascii="Times New Roman" w:hAnsi="Times New Roman"/>
                         <w:sz w:val="16"/>
                         <w:szCs w:val="18"/>
+                        <w:lang w:val="ru-RU"/>
                       </w:rPr>
                     </w:pPr>
                     <w:r>
@@ -4458,10 +4505,21 @@
                         <w:rFonts w:ascii="Times New Roman" w:hAnsi="Times New Roman"/>
                         <w:sz w:val="15"/>
                         <w:szCs w:val="15"/>
-                      </w:rPr>
-                      <w:t>Толочко П.С.</w:t>
+                        <w:lang w:val="ru-RU"/>
+                      </w:rPr>
+                      <w:t>Новик</w:t>
+                    </w:r>
+                    <w:r>
+                      <w:rPr>
+                        <w:rFonts w:hint="default" w:ascii="Times New Roman" w:hAnsi="Times New Roman"/>
+                        <w:sz w:val="15"/>
+                        <w:szCs w:val="15"/>
+                        <w:lang w:val="ru-RU"/>
+                      </w:rPr>
+                      <w:t xml:space="preserve"> А.И.</w:t>
                     </w:r>
                   </w:p>
+                  <w:p/>
                 </w:txbxContent>
               </v:textbox>
             </v:shape>
@@ -5662,7 +5720,24 @@
                               <w:sz w:val="28"/>
                               <w:szCs w:val="28"/>
                             </w:rPr>
-                            <w:t>.25.0</w:t>
+                            <w:t>.2</w:t>
+                          </w:r>
+                          <w:r>
+                            <w:rPr>
+                              <w:rFonts w:hint="default" w:ascii="Times New Roman" w:hAnsi="Times New Roman" w:cs="Times New Roman"/>
+                              <w:sz w:val="28"/>
+                              <w:szCs w:val="28"/>
+                              <w:lang w:val="ru-RU"/>
+                            </w:rPr>
+                            <w:t>6</w:t>
+                          </w:r>
+                          <w:r>
+                            <w:rPr>
+                              <w:rFonts w:hint="default" w:ascii="Times New Roman" w:hAnsi="Times New Roman" w:cs="Times New Roman"/>
+                              <w:sz w:val="28"/>
+                              <w:szCs w:val="28"/>
+                            </w:rPr>
+                            <w:t>.0</w:t>
                           </w:r>
                           <w:r>
                             <w:rPr>
@@ -5755,7 +5830,24 @@
                         <w:sz w:val="28"/>
                         <w:szCs w:val="28"/>
                       </w:rPr>
-                      <w:t>.25.0</w:t>
+                      <w:t>.2</w:t>
+                    </w:r>
+                    <w:r>
+                      <w:rPr>
+                        <w:rFonts w:hint="default" w:ascii="Times New Roman" w:hAnsi="Times New Roman" w:cs="Times New Roman"/>
+                        <w:sz w:val="28"/>
+                        <w:szCs w:val="28"/>
+                        <w:lang w:val="ru-RU"/>
+                      </w:rPr>
+                      <w:t>6</w:t>
+                    </w:r>
+                    <w:r>
+                      <w:rPr>
+                        <w:rFonts w:hint="default" w:ascii="Times New Roman" w:hAnsi="Times New Roman" w:cs="Times New Roman"/>
+                        <w:sz w:val="28"/>
+                        <w:szCs w:val="28"/>
+                      </w:rPr>
+                      <w:t>.0</w:t>
                     </w:r>
                     <w:r>
                       <w:rPr>
